--- a/lessons/2-4/readiness/practice.docx
+++ b/lessons/2-4/readiness/practice.docx
@@ -86,7 +86,1535 @@
     </w:p>
     <w:p>
       <w:pPr>
-        <w:spacing w:after="120" w:before="0"/>
+        <w:spacing w:after="60" w:before="120"/>
+      </w:pPr>
+      <w:r>
+        <w:rPr>
+          <w:b/>
+          <w:bCs/>
+          <w:color w:val="0F2B3C"/>
+          <w:sz w:val="24"/>
+          <w:szCs w:val="24"/>
+        </w:rPr>
+        <w:t xml:space="preserve">Vocabulary Anchor Box</w:t>
+      </w:r>
+    </w:p>
+    <w:tbl>
+      <w:tblPr>
+        <w:tblW w:type="dxa" w:w="9360"/>
+        <w:tblBorders>
+          <w:top w:val="single" w:color="C7D2DD" w:sz="6"/>
+          <w:left w:val="single" w:color="C7D2DD" w:sz="6"/>
+          <w:bottom w:val="single" w:color="C7D2DD" w:sz="6"/>
+          <w:right w:val="single" w:color="C7D2DD" w:sz="6"/>
+          <w:insideH w:val="single" w:color="C7D2DD" w:sz="6"/>
+          <w:insideV w:val="single" w:color="C7D2DD" w:sz="6"/>
+        </w:tblBorders>
+      </w:tblPr>
+      <w:tblGrid>
+        <w:gridCol w:w="1800"/>
+        <w:gridCol w:w="3160"/>
+        <w:gridCol w:w="2200"/>
+        <w:gridCol w:w="2200"/>
+      </w:tblGrid>
+      <w:tr>
+        <w:trPr>
+          <w:cantSplit/>
+          <w:tblHeader/>
+        </w:trPr>
+        <w:tc>
+          <w:tcPr>
+            <w:tcW w:type="dxa" w:w="1800"/>
+            <w:shd w:fill="EEF4F8" w:color="auto" w:val="clear"/>
+            <w:tcMar>
+              <w:top w:type="dxa" w:w="60"/>
+              <w:left w:type="dxa" w:w="100"/>
+              <w:bottom w:type="dxa" w:w="60"/>
+              <w:right w:type="dxa" w:w="100"/>
+            </w:tcMar>
+          </w:tcPr>
+          <w:p>
+            <w:pPr>
+              <w:spacing w:after="0" w:before="0"/>
+            </w:pPr>
+            <w:r>
+              <w:rPr>
+                <w:b/>
+                <w:bCs/>
+                <w:color w:val="0F2B3C"/>
+                <w:sz w:val="18"/>
+                <w:szCs w:val="18"/>
+              </w:rPr>
+              <w:t xml:space="preserve">Concept Term</w:t>
+            </w:r>
+          </w:p>
+        </w:tc>
+        <w:tc>
+          <w:tcPr>
+            <w:tcW w:type="dxa" w:w="3160"/>
+            <w:shd w:fill="EEF4F8" w:color="auto" w:val="clear"/>
+            <w:tcMar>
+              <w:top w:type="dxa" w:w="60"/>
+              <w:left w:type="dxa" w:w="100"/>
+              <w:bottom w:type="dxa" w:w="60"/>
+              <w:right w:type="dxa" w:w="100"/>
+            </w:tcMar>
+          </w:tcPr>
+          <w:p>
+            <w:pPr>
+              <w:spacing w:after="0" w:before="0"/>
+            </w:pPr>
+            <w:r>
+              <w:rPr>
+                <w:b/>
+                <w:bCs/>
+                <w:color w:val="0F2B3C"/>
+                <w:sz w:val="18"/>
+                <w:szCs w:val="18"/>
+              </w:rPr>
+              <w:t xml:space="preserve">Student-Friendly Definition</w:t>
+            </w:r>
+          </w:p>
+        </w:tc>
+        <w:tc>
+          <w:tcPr>
+            <w:tcW w:type="dxa" w:w="2200"/>
+            <w:shd w:fill="EEF4F8" w:color="auto" w:val="clear"/>
+            <w:tcMar>
+              <w:top w:type="dxa" w:w="60"/>
+              <w:left w:type="dxa" w:w="100"/>
+              <w:bottom w:type="dxa" w:w="60"/>
+              <w:right w:type="dxa" w:w="100"/>
+            </w:tcMar>
+          </w:tcPr>
+          <w:p>
+            <w:pPr>
+              <w:spacing w:after="0" w:before="0"/>
+            </w:pPr>
+            <w:r>
+              <w:rPr>
+                <w:b/>
+                <w:bCs/>
+                <w:color w:val="0F2B3C"/>
+                <w:sz w:val="18"/>
+                <w:szCs w:val="18"/>
+              </w:rPr>
+              <w:t xml:space="preserve">Non-Example</w:t>
+            </w:r>
+          </w:p>
+        </w:tc>
+        <w:tc>
+          <w:tcPr>
+            <w:tcW w:type="dxa" w:w="2200"/>
+            <w:shd w:fill="EEF4F8" w:color="auto" w:val="clear"/>
+            <w:tcMar>
+              <w:top w:type="dxa" w:w="60"/>
+              <w:left w:type="dxa" w:w="100"/>
+              <w:bottom w:type="dxa" w:w="60"/>
+              <w:right w:type="dxa" w:w="100"/>
+            </w:tcMar>
+          </w:tcPr>
+          <w:p>
+            <w:pPr>
+              <w:spacing w:after="0" w:before="0"/>
+            </w:pPr>
+            <w:r>
+              <w:rPr>
+                <w:b/>
+                <w:bCs/>
+                <w:color w:val="0F2B3C"/>
+                <w:sz w:val="18"/>
+                <w:szCs w:val="18"/>
+              </w:rPr>
+              <w:t xml:space="preserve">Visual Clue</w:t>
+            </w:r>
+          </w:p>
+        </w:tc>
+      </w:tr>
+      <w:tr>
+        <w:trPr>
+          <w:cantSplit/>
+        </w:trPr>
+        <w:tc>
+          <w:tcPr>
+            <w:tcW w:type="dxa" w:w="1800"/>
+            <w:tcMar>
+              <w:top w:type="dxa" w:w="60"/>
+              <w:left w:type="dxa" w:w="100"/>
+              <w:bottom w:type="dxa" w:w="60"/>
+              <w:right w:type="dxa" w:w="100"/>
+            </w:tcMar>
+            <w:vAlign w:val="top"/>
+          </w:tcPr>
+          <w:p>
+            <w:pPr>
+              <w:spacing w:after="20" w:before="0"/>
+            </w:pPr>
+            <w:r>
+              <w:rPr>
+                <w:b/>
+                <w:bCs/>
+                <w:color w:val="0F2B3C"/>
+                <w:sz w:val="20"/>
+                <w:szCs w:val="20"/>
+              </w:rPr>
+              <w:t xml:space="preserve">Display Data with Box Plots</w:t>
+            </w:r>
+          </w:p>
+          <w:p>
+            <w:pPr>
+              <w:spacing w:after="0" w:before="0"/>
+            </w:pPr>
+            <w:r>
+              <w:rPr>
+                <w:i/>
+                <w:iCs/>
+                <w:color w:val="5E6E7E"/>
+                <w:sz w:val="18"/>
+                <w:szCs w:val="18"/>
+              </w:rPr>
+              <w:t xml:space="preserve">Representar datos con diagramas de caja</w:t>
+            </w:r>
+          </w:p>
+        </w:tc>
+        <w:tc>
+          <w:tcPr>
+            <w:tcW w:type="dxa" w:w="3160"/>
+            <w:tcMar>
+              <w:top w:type="dxa" w:w="60"/>
+              <w:left w:type="dxa" w:w="100"/>
+              <w:bottom w:type="dxa" w:w="60"/>
+              <w:right w:type="dxa" w:w="100"/>
+            </w:tcMar>
+            <w:vAlign w:val="top"/>
+          </w:tcPr>
+          <w:p>
+            <w:pPr>
+              <w:spacing w:after="0" w:before="0"/>
+            </w:pPr>
+            <w:r>
+              <w:rPr>
+                <w:sz w:val="19"/>
+                <w:szCs w:val="19"/>
+              </w:rPr>
+              <w:t xml:space="preserve">Show a data set's five-number summary in a box-and-whisker display.</w:t>
+            </w:r>
+          </w:p>
+        </w:tc>
+        <w:tc>
+          <w:tcPr>
+            <w:tcW w:type="dxa" w:w="2200"/>
+            <w:tcMar>
+              <w:top w:type="dxa" w:w="60"/>
+              <w:left w:type="dxa" w:w="100"/>
+              <w:bottom w:type="dxa" w:w="60"/>
+              <w:right w:type="dxa" w:w="100"/>
+            </w:tcMar>
+            <w:vAlign w:val="top"/>
+          </w:tcPr>
+          <w:p>
+            <w:pPr>
+              <w:spacing w:after="30" w:before="0"/>
+            </w:pPr>
+            <w:r>
+              <w:rPr>
+                <w:i/>
+                <w:iCs/>
+                <w:color w:val="5E6E7E"/>
+                <w:sz w:val="18"/>
+                <w:szCs w:val="18"/>
+              </w:rPr>
+              <w:t xml:space="preserve">Not Display Data with Box Plots: write a counter-example that does not fit the rule.</w:t>
+            </w:r>
+          </w:p>
+          <w:p>
+            <w:pPr>
+              <w:spacing w:after="50" w:before="0"/>
+            </w:pPr>
+            <w:r>
+              <w:rPr>
+                <w:color w:val="BBBBBB"/>
+                <w:sz w:val="18"/>
+                <w:szCs w:val="18"/>
+              </w:rPr>
+              <w:t xml:space="preserve">____________________________</w:t>
+            </w:r>
+          </w:p>
+        </w:tc>
+        <w:tc>
+          <w:tcPr>
+            <w:tcW w:type="dxa" w:w="2200"/>
+            <w:tcMar>
+              <w:top w:type="dxa" w:w="60"/>
+              <w:left w:type="dxa" w:w="100"/>
+              <w:bottom w:type="dxa" w:w="60"/>
+              <w:right w:type="dxa" w:w="100"/>
+            </w:tcMar>
+            <w:vAlign w:val="top"/>
+          </w:tcPr>
+          <w:p>
+            <w:pPr>
+              <w:spacing w:after="0" w:before="0"/>
+            </w:pPr>
+            <w:r>
+              <w:rPr>
+                <w:i/>
+                <w:iCs/>
+                <w:color w:val="5E6E7E"/>
+                <w:sz w:val="18"/>
+                <w:szCs w:val="18"/>
+              </w:rPr>
+              <w:t xml:space="preserve">minimum | Q1 [ median ] Q3 | maximum</w:t>
+            </w:r>
+          </w:p>
+        </w:tc>
+      </w:tr>
+      <w:tr>
+        <w:trPr>
+          <w:cantSplit/>
+        </w:trPr>
+        <w:tc>
+          <w:tcPr>
+            <w:tcW w:type="dxa" w:w="1800"/>
+            <w:tcMar>
+              <w:top w:type="dxa" w:w="60"/>
+              <w:left w:type="dxa" w:w="100"/>
+              <w:bottom w:type="dxa" w:w="60"/>
+              <w:right w:type="dxa" w:w="100"/>
+            </w:tcMar>
+            <w:vAlign w:val="top"/>
+          </w:tcPr>
+          <w:p>
+            <w:pPr>
+              <w:spacing w:after="20" w:before="0"/>
+            </w:pPr>
+            <w:r>
+              <w:rPr>
+                <w:b/>
+                <w:bCs/>
+                <w:color w:val="0F2B3C"/>
+                <w:sz w:val="20"/>
+                <w:szCs w:val="20"/>
+              </w:rPr>
+              <w:t xml:space="preserve">Box Plot</w:t>
+            </w:r>
+          </w:p>
+          <w:p>
+            <w:pPr>
+              <w:spacing w:after="0" w:before="0"/>
+            </w:pPr>
+            <w:r>
+              <w:rPr>
+                <w:i/>
+                <w:iCs/>
+                <w:color w:val="5E6E7E"/>
+                <w:sz w:val="18"/>
+                <w:szCs w:val="18"/>
+              </w:rPr>
+              <w:t xml:space="preserve">Diagrama de caja</w:t>
+            </w:r>
+          </w:p>
+        </w:tc>
+        <w:tc>
+          <w:tcPr>
+            <w:tcW w:type="dxa" w:w="3160"/>
+            <w:tcMar>
+              <w:top w:type="dxa" w:w="60"/>
+              <w:left w:type="dxa" w:w="100"/>
+              <w:bottom w:type="dxa" w:w="60"/>
+              <w:right w:type="dxa" w:w="100"/>
+            </w:tcMar>
+            <w:vAlign w:val="top"/>
+          </w:tcPr>
+          <w:p>
+            <w:pPr>
+              <w:spacing w:after="0" w:before="0"/>
+            </w:pPr>
+            <w:r>
+              <w:rPr>
+                <w:sz w:val="19"/>
+                <w:szCs w:val="19"/>
+              </w:rPr>
+              <w:t xml:space="preserve">A graph that shows how data is spread using five key numbers.</w:t>
+            </w:r>
+          </w:p>
+        </w:tc>
+        <w:tc>
+          <w:tcPr>
+            <w:tcW w:type="dxa" w:w="2200"/>
+            <w:tcMar>
+              <w:top w:type="dxa" w:w="60"/>
+              <w:left w:type="dxa" w:w="100"/>
+              <w:bottom w:type="dxa" w:w="60"/>
+              <w:right w:type="dxa" w:w="100"/>
+            </w:tcMar>
+            <w:vAlign w:val="top"/>
+          </w:tcPr>
+          <w:p>
+            <w:pPr>
+              <w:spacing w:after="30" w:before="0"/>
+            </w:pPr>
+            <w:r>
+              <w:rPr>
+                <w:i/>
+                <w:iCs/>
+                <w:color w:val="5E6E7E"/>
+                <w:sz w:val="18"/>
+                <w:szCs w:val="18"/>
+              </w:rPr>
+              <w:t xml:space="preserve">Not Box Plot: write a counter-example that does not fit the rule.</w:t>
+            </w:r>
+          </w:p>
+          <w:p>
+            <w:pPr>
+              <w:spacing w:after="50" w:before="0"/>
+            </w:pPr>
+            <w:r>
+              <w:rPr>
+                <w:color w:val="BBBBBB"/>
+                <w:sz w:val="18"/>
+                <w:szCs w:val="18"/>
+              </w:rPr>
+              <w:t xml:space="preserve">____________________________</w:t>
+            </w:r>
+          </w:p>
+        </w:tc>
+        <w:tc>
+          <w:tcPr>
+            <w:tcW w:type="dxa" w:w="2200"/>
+            <w:tcMar>
+              <w:top w:type="dxa" w:w="60"/>
+              <w:left w:type="dxa" w:w="100"/>
+              <w:bottom w:type="dxa" w:w="60"/>
+              <w:right w:type="dxa" w:w="100"/>
+            </w:tcMar>
+            <w:vAlign w:val="top"/>
+          </w:tcPr>
+          <w:p>
+            <w:pPr>
+              <w:spacing w:after="0" w:before="0"/>
+            </w:pPr>
+            <w:r>
+              <w:rPr>
+                <w:i/>
+                <w:iCs/>
+                <w:color w:val="5E6E7E"/>
+                <w:sz w:val="18"/>
+                <w:szCs w:val="18"/>
+              </w:rPr>
+              <w:t xml:space="preserve">A box from Q1 to Q3 with a line at the median, and whiskers from min to max</w:t>
+            </w:r>
+          </w:p>
+        </w:tc>
+      </w:tr>
+      <w:tr>
+        <w:trPr>
+          <w:cantSplit/>
+        </w:trPr>
+        <w:tc>
+          <w:tcPr>
+            <w:tcW w:type="dxa" w:w="1800"/>
+            <w:tcMar>
+              <w:top w:type="dxa" w:w="60"/>
+              <w:left w:type="dxa" w:w="100"/>
+              <w:bottom w:type="dxa" w:w="60"/>
+              <w:right w:type="dxa" w:w="100"/>
+            </w:tcMar>
+            <w:vAlign w:val="top"/>
+          </w:tcPr>
+          <w:p>
+            <w:pPr>
+              <w:spacing w:after="20" w:before="0"/>
+            </w:pPr>
+            <w:r>
+              <w:rPr>
+                <w:b/>
+                <w:bCs/>
+                <w:color w:val="0F2B3C"/>
+                <w:sz w:val="20"/>
+                <w:szCs w:val="20"/>
+              </w:rPr>
+              <w:t xml:space="preserve">Median</w:t>
+            </w:r>
+          </w:p>
+          <w:p>
+            <w:pPr>
+              <w:spacing w:after="0" w:before="0"/>
+            </w:pPr>
+            <w:r>
+              <w:rPr>
+                <w:i/>
+                <w:iCs/>
+                <w:color w:val="5E6E7E"/>
+                <w:sz w:val="18"/>
+                <w:szCs w:val="18"/>
+              </w:rPr>
+              <w:t xml:space="preserve">Mediana</w:t>
+            </w:r>
+          </w:p>
+        </w:tc>
+        <w:tc>
+          <w:tcPr>
+            <w:tcW w:type="dxa" w:w="3160"/>
+            <w:tcMar>
+              <w:top w:type="dxa" w:w="60"/>
+              <w:left w:type="dxa" w:w="100"/>
+              <w:bottom w:type="dxa" w:w="60"/>
+              <w:right w:type="dxa" w:w="100"/>
+            </w:tcMar>
+            <w:vAlign w:val="top"/>
+          </w:tcPr>
+          <w:p>
+            <w:pPr>
+              <w:spacing w:after="0" w:before="0"/>
+            </w:pPr>
+            <w:r>
+              <w:rPr>
+                <w:sz w:val="19"/>
+                <w:szCs w:val="19"/>
+              </w:rPr>
+              <w:t xml:space="preserve">The middle number when you put them in order.</w:t>
+            </w:r>
+          </w:p>
+        </w:tc>
+        <w:tc>
+          <w:tcPr>
+            <w:tcW w:type="dxa" w:w="2200"/>
+            <w:tcMar>
+              <w:top w:type="dxa" w:w="60"/>
+              <w:left w:type="dxa" w:w="100"/>
+              <w:bottom w:type="dxa" w:w="60"/>
+              <w:right w:type="dxa" w:w="100"/>
+            </w:tcMar>
+            <w:vAlign w:val="top"/>
+          </w:tcPr>
+          <w:p>
+            <w:pPr>
+              <w:spacing w:after="30" w:before="0"/>
+            </w:pPr>
+            <w:r>
+              <w:rPr>
+                <w:i/>
+                <w:iCs/>
+                <w:color w:val="5E6E7E"/>
+                <w:sz w:val="18"/>
+                <w:szCs w:val="18"/>
+              </w:rPr>
+              <w:t xml:space="preserve">Not Median: write a counter-example that does not fit the rule.</w:t>
+            </w:r>
+          </w:p>
+          <w:p>
+            <w:pPr>
+              <w:spacing w:after="50" w:before="0"/>
+            </w:pPr>
+            <w:r>
+              <w:rPr>
+                <w:color w:val="BBBBBB"/>
+                <w:sz w:val="18"/>
+                <w:szCs w:val="18"/>
+              </w:rPr>
+              <w:t xml:space="preserve">____________________________</w:t>
+            </w:r>
+          </w:p>
+        </w:tc>
+        <w:tc>
+          <w:tcPr>
+            <w:tcW w:type="dxa" w:w="2200"/>
+            <w:tcMar>
+              <w:top w:type="dxa" w:w="60"/>
+              <w:left w:type="dxa" w:w="100"/>
+              <w:bottom w:type="dxa" w:w="60"/>
+              <w:right w:type="dxa" w:w="100"/>
+            </w:tcMar>
+            <w:vAlign w:val="top"/>
+          </w:tcPr>
+          <w:p>
+            <w:pPr>
+              <w:spacing w:after="0" w:before="0"/>
+            </w:pPr>
+            <w:r>
+              <w:rPr>
+                <w:i/>
+                <w:iCs/>
+                <w:color w:val="5E6E7E"/>
+                <w:sz w:val="18"/>
+                <w:szCs w:val="18"/>
+              </w:rPr>
+              <w:t xml:space="preserve">Data: 10, 15, 20, 25, 30 → median is 20 (the 3rd value)</w:t>
+            </w:r>
+          </w:p>
+        </w:tc>
+      </w:tr>
+      <w:tr>
+        <w:trPr>
+          <w:cantSplit/>
+        </w:trPr>
+        <w:tc>
+          <w:tcPr>
+            <w:tcW w:type="dxa" w:w="1800"/>
+            <w:tcMar>
+              <w:top w:type="dxa" w:w="60"/>
+              <w:left w:type="dxa" w:w="100"/>
+              <w:bottom w:type="dxa" w:w="60"/>
+              <w:right w:type="dxa" w:w="100"/>
+            </w:tcMar>
+            <w:vAlign w:val="top"/>
+          </w:tcPr>
+          <w:p>
+            <w:pPr>
+              <w:spacing w:after="20" w:before="0"/>
+            </w:pPr>
+            <w:r>
+              <w:rPr>
+                <w:b/>
+                <w:bCs/>
+                <w:color w:val="0F2B3C"/>
+                <w:sz w:val="20"/>
+                <w:szCs w:val="20"/>
+              </w:rPr>
+              <w:t xml:space="preserve">Quartile</w:t>
+            </w:r>
+          </w:p>
+          <w:p>
+            <w:pPr>
+              <w:spacing w:after="0" w:before="0"/>
+            </w:pPr>
+            <w:r>
+              <w:rPr>
+                <w:i/>
+                <w:iCs/>
+                <w:color w:val="5E6E7E"/>
+                <w:sz w:val="18"/>
+                <w:szCs w:val="18"/>
+              </w:rPr>
+              <w:t xml:space="preserve">Cuartil</w:t>
+            </w:r>
+          </w:p>
+        </w:tc>
+        <w:tc>
+          <w:tcPr>
+            <w:tcW w:type="dxa" w:w="3160"/>
+            <w:tcMar>
+              <w:top w:type="dxa" w:w="60"/>
+              <w:left w:type="dxa" w:w="100"/>
+              <w:bottom w:type="dxa" w:w="60"/>
+              <w:right w:type="dxa" w:w="100"/>
+            </w:tcMar>
+            <w:vAlign w:val="top"/>
+          </w:tcPr>
+          <w:p>
+            <w:pPr>
+              <w:spacing w:after="0" w:before="0"/>
+            </w:pPr>
+            <w:r>
+              <w:rPr>
+                <w:sz w:val="19"/>
+                <w:szCs w:val="19"/>
+              </w:rPr>
+              <w:t xml:space="preserve">Numbers that split the data into four equal parts.</w:t>
+            </w:r>
+          </w:p>
+        </w:tc>
+        <w:tc>
+          <w:tcPr>
+            <w:tcW w:type="dxa" w:w="2200"/>
+            <w:tcMar>
+              <w:top w:type="dxa" w:w="60"/>
+              <w:left w:type="dxa" w:w="100"/>
+              <w:bottom w:type="dxa" w:w="60"/>
+              <w:right w:type="dxa" w:w="100"/>
+            </w:tcMar>
+            <w:vAlign w:val="top"/>
+          </w:tcPr>
+          <w:p>
+            <w:pPr>
+              <w:spacing w:after="30" w:before="0"/>
+            </w:pPr>
+            <w:r>
+              <w:rPr>
+                <w:i/>
+                <w:iCs/>
+                <w:color w:val="5E6E7E"/>
+                <w:sz w:val="18"/>
+                <w:szCs w:val="18"/>
+              </w:rPr>
+              <w:t xml:space="preserve">Not Quartile: write a counter-example that does not fit the rule.</w:t>
+            </w:r>
+          </w:p>
+          <w:p>
+            <w:pPr>
+              <w:spacing w:after="50" w:before="0"/>
+            </w:pPr>
+            <w:r>
+              <w:rPr>
+                <w:color w:val="BBBBBB"/>
+                <w:sz w:val="18"/>
+                <w:szCs w:val="18"/>
+              </w:rPr>
+              <w:t xml:space="preserve">____________________________</w:t>
+            </w:r>
+          </w:p>
+        </w:tc>
+        <w:tc>
+          <w:tcPr>
+            <w:tcW w:type="dxa" w:w="2200"/>
+            <w:tcMar>
+              <w:top w:type="dxa" w:w="60"/>
+              <w:left w:type="dxa" w:w="100"/>
+              <w:bottom w:type="dxa" w:w="60"/>
+              <w:right w:type="dxa" w:w="100"/>
+            </w:tcMar>
+            <w:vAlign w:val="top"/>
+          </w:tcPr>
+          <w:p>
+            <w:pPr>
+              <w:spacing w:after="0" w:before="0"/>
+            </w:pPr>
+            <w:r>
+              <w:rPr>
+                <w:i/>
+                <w:iCs/>
+                <w:color w:val="5E6E7E"/>
+                <w:sz w:val="18"/>
+                <w:szCs w:val="18"/>
+              </w:rPr>
+              <w:t xml:space="preserve">Data: 2, 4, 6, 8, 10, 12, 14 → Q1 = 4 (median of lower half), Q3 = 12 (median of upper half)</w:t>
+            </w:r>
+          </w:p>
+        </w:tc>
+      </w:tr>
+      <w:tr>
+        <w:trPr>
+          <w:cantSplit/>
+        </w:trPr>
+        <w:tc>
+          <w:tcPr>
+            <w:tcW w:type="dxa" w:w="1800"/>
+            <w:tcMar>
+              <w:top w:type="dxa" w:w="60"/>
+              <w:left w:type="dxa" w:w="100"/>
+              <w:bottom w:type="dxa" w:w="60"/>
+              <w:right w:type="dxa" w:w="100"/>
+            </w:tcMar>
+            <w:vAlign w:val="top"/>
+          </w:tcPr>
+          <w:p>
+            <w:pPr>
+              <w:spacing w:after="20" w:before="0"/>
+            </w:pPr>
+            <w:r>
+              <w:rPr>
+                <w:b/>
+                <w:bCs/>
+                <w:color w:val="0F2B3C"/>
+                <w:sz w:val="20"/>
+                <w:szCs w:val="20"/>
+              </w:rPr>
+              <w:t xml:space="preserve">Interquartile Range</w:t>
+            </w:r>
+          </w:p>
+          <w:p>
+            <w:pPr>
+              <w:spacing w:after="0" w:before="0"/>
+            </w:pPr>
+            <w:r>
+              <w:rPr>
+                <w:i/>
+                <w:iCs/>
+                <w:color w:val="5E6E7E"/>
+                <w:sz w:val="18"/>
+                <w:szCs w:val="18"/>
+              </w:rPr>
+              <w:t xml:space="preserve">Rango intercuartílico</w:t>
+            </w:r>
+          </w:p>
+        </w:tc>
+        <w:tc>
+          <w:tcPr>
+            <w:tcW w:type="dxa" w:w="3160"/>
+            <w:tcMar>
+              <w:top w:type="dxa" w:w="60"/>
+              <w:left w:type="dxa" w:w="100"/>
+              <w:bottom w:type="dxa" w:w="60"/>
+              <w:right w:type="dxa" w:w="100"/>
+            </w:tcMar>
+            <w:vAlign w:val="top"/>
+          </w:tcPr>
+          <w:p>
+            <w:pPr>
+              <w:spacing w:after="0" w:before="0"/>
+            </w:pPr>
+            <w:r>
+              <w:rPr>
+                <w:sz w:val="19"/>
+                <w:szCs w:val="19"/>
+              </w:rPr>
+              <w:t xml:space="preserve">The spread of the middle half of the data (Q3 − Q1).</w:t>
+            </w:r>
+          </w:p>
+        </w:tc>
+        <w:tc>
+          <w:tcPr>
+            <w:tcW w:type="dxa" w:w="2200"/>
+            <w:tcMar>
+              <w:top w:type="dxa" w:w="60"/>
+              <w:left w:type="dxa" w:w="100"/>
+              <w:bottom w:type="dxa" w:w="60"/>
+              <w:right w:type="dxa" w:w="100"/>
+            </w:tcMar>
+            <w:vAlign w:val="top"/>
+          </w:tcPr>
+          <w:p>
+            <w:pPr>
+              <w:spacing w:after="30" w:before="0"/>
+            </w:pPr>
+            <w:r>
+              <w:rPr>
+                <w:i/>
+                <w:iCs/>
+                <w:color w:val="5E6E7E"/>
+                <w:sz w:val="18"/>
+                <w:szCs w:val="18"/>
+              </w:rPr>
+              <w:t xml:space="preserve">Not Interquartile Range: write a counter-example that does not fit the rule.</w:t>
+            </w:r>
+          </w:p>
+          <w:p>
+            <w:pPr>
+              <w:spacing w:after="50" w:before="0"/>
+            </w:pPr>
+            <w:r>
+              <w:rPr>
+                <w:color w:val="BBBBBB"/>
+                <w:sz w:val="18"/>
+                <w:szCs w:val="18"/>
+              </w:rPr>
+              <w:t xml:space="preserve">____________________________</w:t>
+            </w:r>
+          </w:p>
+        </w:tc>
+        <w:tc>
+          <w:tcPr>
+            <w:tcW w:type="dxa" w:w="2200"/>
+            <w:tcMar>
+              <w:top w:type="dxa" w:w="60"/>
+              <w:left w:type="dxa" w:w="100"/>
+              <w:bottom w:type="dxa" w:w="60"/>
+              <w:right w:type="dxa" w:w="100"/>
+            </w:tcMar>
+            <w:vAlign w:val="top"/>
+          </w:tcPr>
+          <w:p>
+            <w:pPr>
+              <w:spacing w:after="0" w:before="0"/>
+            </w:pPr>
+            <w:r>
+              <w:rPr>
+                <w:i/>
+                <w:iCs/>
+                <w:color w:val="5E6E7E"/>
+                <w:sz w:val="18"/>
+                <w:szCs w:val="18"/>
+              </w:rPr>
+              <w:t xml:space="preserve">If Q1 = 12 and Q3 = 20, then IQR = 20 − 12 = 8 — the middle 50% spans 8 units</w:t>
+            </w:r>
+          </w:p>
+        </w:tc>
+      </w:tr>
+      <w:tr>
+        <w:trPr>
+          <w:cantSplit/>
+        </w:trPr>
+        <w:tc>
+          <w:tcPr>
+            <w:tcW w:type="dxa" w:w="1800"/>
+            <w:tcMar>
+              <w:top w:type="dxa" w:w="60"/>
+              <w:left w:type="dxa" w:w="100"/>
+              <w:bottom w:type="dxa" w:w="60"/>
+              <w:right w:type="dxa" w:w="100"/>
+            </w:tcMar>
+            <w:vAlign w:val="top"/>
+          </w:tcPr>
+          <w:p>
+            <w:pPr>
+              <w:spacing w:after="20" w:before="0"/>
+            </w:pPr>
+            <w:r>
+              <w:rPr>
+                <w:b/>
+                <w:bCs/>
+                <w:color w:val="0F2B3C"/>
+                <w:sz w:val="20"/>
+                <w:szCs w:val="20"/>
+              </w:rPr>
+              <w:t xml:space="preserve">Data distribution</w:t>
+            </w:r>
+          </w:p>
+          <w:p>
+            <w:pPr>
+              <w:spacing w:after="0" w:before="0"/>
+            </w:pPr>
+            <w:r>
+              <w:rPr>
+                <w:i/>
+                <w:iCs/>
+                <w:color w:val="5E6E7E"/>
+                <w:sz w:val="18"/>
+                <w:szCs w:val="18"/>
+              </w:rPr>
+              <w:t xml:space="preserve">Distribución de datos</w:t>
+            </w:r>
+          </w:p>
+        </w:tc>
+        <w:tc>
+          <w:tcPr>
+            <w:tcW w:type="dxa" w:w="3160"/>
+            <w:tcMar>
+              <w:top w:type="dxa" w:w="60"/>
+              <w:left w:type="dxa" w:w="100"/>
+              <w:bottom w:type="dxa" w:w="60"/>
+              <w:right w:type="dxa" w:w="100"/>
+            </w:tcMar>
+            <w:vAlign w:val="top"/>
+          </w:tcPr>
+          <w:p>
+            <w:pPr>
+              <w:spacing w:after="0" w:before="0"/>
+            </w:pPr>
+            <w:r>
+              <w:rPr>
+                <w:sz w:val="19"/>
+                <w:szCs w:val="19"/>
+              </w:rPr>
+              <w:t xml:space="preserve">How the data looks: where it sits and how spread out it is.</w:t>
+            </w:r>
+          </w:p>
+        </w:tc>
+        <w:tc>
+          <w:tcPr>
+            <w:tcW w:type="dxa" w:w="2200"/>
+            <w:tcMar>
+              <w:top w:type="dxa" w:w="60"/>
+              <w:left w:type="dxa" w:w="100"/>
+              <w:bottom w:type="dxa" w:w="60"/>
+              <w:right w:type="dxa" w:w="100"/>
+            </w:tcMar>
+            <w:vAlign w:val="top"/>
+          </w:tcPr>
+          <w:p>
+            <w:pPr>
+              <w:spacing w:after="30" w:before="0"/>
+            </w:pPr>
+            <w:r>
+              <w:rPr>
+                <w:i/>
+                <w:iCs/>
+                <w:color w:val="5E6E7E"/>
+                <w:sz w:val="18"/>
+                <w:szCs w:val="18"/>
+              </w:rPr>
+              <w:t xml:space="preserve">Not Data distribution: write a counter-example that does not fit the rule.</w:t>
+            </w:r>
+          </w:p>
+          <w:p>
+            <w:pPr>
+              <w:spacing w:after="50" w:before="0"/>
+            </w:pPr>
+            <w:r>
+              <w:rPr>
+                <w:color w:val="BBBBBB"/>
+                <w:sz w:val="18"/>
+                <w:szCs w:val="18"/>
+              </w:rPr>
+              <w:t xml:space="preserve">____________________________</w:t>
+            </w:r>
+          </w:p>
+        </w:tc>
+        <w:tc>
+          <w:tcPr>
+            <w:tcW w:type="dxa" w:w="2200"/>
+            <w:tcMar>
+              <w:top w:type="dxa" w:w="60"/>
+              <w:left w:type="dxa" w:w="100"/>
+              <w:bottom w:type="dxa" w:w="60"/>
+              <w:right w:type="dxa" w:w="100"/>
+            </w:tcMar>
+            <w:vAlign w:val="top"/>
+          </w:tcPr>
+          <w:p>
+            <w:pPr>
+              <w:spacing w:after="0" w:before="0"/>
+            </w:pPr>
+            <w:r>
+              <w:rPr>
+                <w:i/>
+                <w:iCs/>
+                <w:color w:val="5E6E7E"/>
+                <w:sz w:val="18"/>
+                <w:szCs w:val="18"/>
+              </w:rPr>
+              <w:t xml:space="preserve">A box plot where the median is centered in the box shows symmetric distribution</w:t>
+            </w:r>
+          </w:p>
+        </w:tc>
+      </w:tr>
+      <w:tr>
+        <w:trPr>
+          <w:cantSplit/>
+        </w:trPr>
+        <w:tc>
+          <w:tcPr>
+            <w:tcW w:type="dxa" w:w="1800"/>
+            <w:tcMar>
+              <w:top w:type="dxa" w:w="60"/>
+              <w:left w:type="dxa" w:w="100"/>
+              <w:bottom w:type="dxa" w:w="60"/>
+              <w:right w:type="dxa" w:w="100"/>
+            </w:tcMar>
+            <w:vAlign w:val="top"/>
+          </w:tcPr>
+          <w:p>
+            <w:pPr>
+              <w:spacing w:after="20" w:before="0"/>
+            </w:pPr>
+            <w:r>
+              <w:rPr>
+                <w:b/>
+                <w:bCs/>
+                <w:color w:val="0F2B3C"/>
+                <w:sz w:val="20"/>
+                <w:szCs w:val="20"/>
+              </w:rPr>
+              <w:t xml:space="preserve">Variability</w:t>
+            </w:r>
+          </w:p>
+          <w:p>
+            <w:pPr>
+              <w:spacing w:after="0" w:before="0"/>
+            </w:pPr>
+            <w:r>
+              <w:rPr>
+                <w:i/>
+                <w:iCs/>
+                <w:color w:val="5E6E7E"/>
+                <w:sz w:val="18"/>
+                <w:szCs w:val="18"/>
+              </w:rPr>
+              <w:t xml:space="preserve">Variabilidad</w:t>
+            </w:r>
+          </w:p>
+        </w:tc>
+        <w:tc>
+          <w:tcPr>
+            <w:tcW w:type="dxa" w:w="3160"/>
+            <w:tcMar>
+              <w:top w:type="dxa" w:w="60"/>
+              <w:left w:type="dxa" w:w="100"/>
+              <w:bottom w:type="dxa" w:w="60"/>
+              <w:right w:type="dxa" w:w="100"/>
+            </w:tcMar>
+            <w:vAlign w:val="top"/>
+          </w:tcPr>
+          <w:p>
+            <w:pPr>
+              <w:spacing w:after="0" w:before="0"/>
+            </w:pPr>
+            <w:r>
+              <w:rPr>
+                <w:sz w:val="19"/>
+                <w:szCs w:val="19"/>
+              </w:rPr>
+              <w:t xml:space="preserve">How spread out the numbers are.</w:t>
+            </w:r>
+          </w:p>
+        </w:tc>
+        <w:tc>
+          <w:tcPr>
+            <w:tcW w:type="dxa" w:w="2200"/>
+            <w:tcMar>
+              <w:top w:type="dxa" w:w="60"/>
+              <w:left w:type="dxa" w:w="100"/>
+              <w:bottom w:type="dxa" w:w="60"/>
+              <w:right w:type="dxa" w:w="100"/>
+            </w:tcMar>
+            <w:vAlign w:val="top"/>
+          </w:tcPr>
+          <w:p>
+            <w:pPr>
+              <w:spacing w:after="30" w:before="0"/>
+            </w:pPr>
+            <w:r>
+              <w:rPr>
+                <w:i/>
+                <w:iCs/>
+                <w:color w:val="5E6E7E"/>
+                <w:sz w:val="18"/>
+                <w:szCs w:val="18"/>
+              </w:rPr>
+              <w:t xml:space="preserve">Not Variability: write a counter-example that does not fit the rule.</w:t>
+            </w:r>
+          </w:p>
+          <w:p>
+            <w:pPr>
+              <w:spacing w:after="50" w:before="0"/>
+            </w:pPr>
+            <w:r>
+              <w:rPr>
+                <w:color w:val="BBBBBB"/>
+                <w:sz w:val="18"/>
+                <w:szCs w:val="18"/>
+              </w:rPr>
+              <w:t xml:space="preserve">____________________________</w:t>
+            </w:r>
+          </w:p>
+        </w:tc>
+        <w:tc>
+          <w:tcPr>
+            <w:tcW w:type="dxa" w:w="2200"/>
+            <w:tcMar>
+              <w:top w:type="dxa" w:w="60"/>
+              <w:left w:type="dxa" w:w="100"/>
+              <w:bottom w:type="dxa" w:w="60"/>
+              <w:right w:type="dxa" w:w="100"/>
+            </w:tcMar>
+            <w:vAlign w:val="top"/>
+          </w:tcPr>
+          <w:p>
+            <w:pPr>
+              <w:spacing w:after="0" w:before="0"/>
+            </w:pPr>
+            <w:r>
+              <w:rPr>
+                <w:i/>
+                <w:iCs/>
+                <w:color w:val="5E6E7E"/>
+                <w:sz w:val="18"/>
+                <w:szCs w:val="18"/>
+              </w:rPr>
+              <w:t xml:space="preserve">Small IQR = low variability in the middle 50%. Large IQR = high variability</w:t>
+            </w:r>
+          </w:p>
+        </w:tc>
+      </w:tr>
+      <w:tr>
+        <w:trPr>
+          <w:cantSplit/>
+        </w:trPr>
+        <w:tc>
+          <w:tcPr>
+            <w:tcW w:type="dxa" w:w="1800"/>
+            <w:tcMar>
+              <w:top w:type="dxa" w:w="60"/>
+              <w:left w:type="dxa" w:w="100"/>
+              <w:bottom w:type="dxa" w:w="60"/>
+              <w:right w:type="dxa" w:w="100"/>
+            </w:tcMar>
+            <w:vAlign w:val="top"/>
+          </w:tcPr>
+          <w:p>
+            <w:pPr>
+              <w:spacing w:after="20" w:before="0"/>
+            </w:pPr>
+            <w:r>
+              <w:rPr>
+                <w:b/>
+                <w:bCs/>
+                <w:color w:val="0F2B3C"/>
+                <w:sz w:val="20"/>
+                <w:szCs w:val="20"/>
+              </w:rPr>
+              <w:t xml:space="preserve">Five-number summary</w:t>
+            </w:r>
+          </w:p>
+          <w:p>
+            <w:pPr>
+              <w:spacing w:after="0" w:before="0"/>
+            </w:pPr>
+            <w:r>
+              <w:rPr>
+                <w:i/>
+                <w:iCs/>
+                <w:color w:val="5E6E7E"/>
+                <w:sz w:val="18"/>
+                <w:szCs w:val="18"/>
+              </w:rPr>
+              <w:t xml:space="preserve">Resumen de cinco números</w:t>
+            </w:r>
+          </w:p>
+        </w:tc>
+        <w:tc>
+          <w:tcPr>
+            <w:tcW w:type="dxa" w:w="3160"/>
+            <w:tcMar>
+              <w:top w:type="dxa" w:w="60"/>
+              <w:left w:type="dxa" w:w="100"/>
+              <w:bottom w:type="dxa" w:w="60"/>
+              <w:right w:type="dxa" w:w="100"/>
+            </w:tcMar>
+            <w:vAlign w:val="top"/>
+          </w:tcPr>
+          <w:p>
+            <w:pPr>
+              <w:spacing w:after="0" w:before="0"/>
+            </w:pPr>
+            <w:r>
+              <w:rPr>
+                <w:sz w:val="19"/>
+                <w:szCs w:val="19"/>
+              </w:rPr>
+              <w:t xml:space="preserve">The minimum, first quartile, median, third quartile, and maximum of a data set.</w:t>
+            </w:r>
+          </w:p>
+        </w:tc>
+        <w:tc>
+          <w:tcPr>
+            <w:tcW w:type="dxa" w:w="2200"/>
+            <w:tcMar>
+              <w:top w:type="dxa" w:w="60"/>
+              <w:left w:type="dxa" w:w="100"/>
+              <w:bottom w:type="dxa" w:w="60"/>
+              <w:right w:type="dxa" w:w="100"/>
+            </w:tcMar>
+            <w:vAlign w:val="top"/>
+          </w:tcPr>
+          <w:p>
+            <w:pPr>
+              <w:spacing w:after="30" w:before="0"/>
+            </w:pPr>
+            <w:r>
+              <w:rPr>
+                <w:i/>
+                <w:iCs/>
+                <w:color w:val="5E6E7E"/>
+                <w:sz w:val="18"/>
+                <w:szCs w:val="18"/>
+              </w:rPr>
+              <w:t xml:space="preserve">Not Five-number summary: write a counter-example that does not fit the rule.</w:t>
+            </w:r>
+          </w:p>
+          <w:p>
+            <w:pPr>
+              <w:spacing w:after="50" w:before="0"/>
+            </w:pPr>
+            <w:r>
+              <w:rPr>
+                <w:color w:val="BBBBBB"/>
+                <w:sz w:val="18"/>
+                <w:szCs w:val="18"/>
+              </w:rPr>
+              <w:t xml:space="preserve">____________________________</w:t>
+            </w:r>
+          </w:p>
+        </w:tc>
+        <w:tc>
+          <w:tcPr>
+            <w:tcW w:type="dxa" w:w="2200"/>
+            <w:tcMar>
+              <w:top w:type="dxa" w:w="60"/>
+              <w:left w:type="dxa" w:w="100"/>
+              <w:bottom w:type="dxa" w:w="60"/>
+              <w:right w:type="dxa" w:w="100"/>
+            </w:tcMar>
+            <w:vAlign w:val="top"/>
+          </w:tcPr>
+          <w:p>
+            <w:pPr>
+              <w:spacing w:after="0" w:before="0"/>
+            </w:pPr>
+            <w:r>
+              <w:rPr>
+                <w:i/>
+                <w:iCs/>
+                <w:color w:val="5E6E7E"/>
+                <w:sz w:val="18"/>
+                <w:szCs w:val="18"/>
+              </w:rPr>
+              <w:t xml:space="preserve">6, 8, 14, 19, 22 — the five values a box plot is built from.</w:t>
+            </w:r>
+          </w:p>
+        </w:tc>
+      </w:tr>
+      <w:tr>
+        <w:trPr>
+          <w:cantSplit/>
+        </w:trPr>
+        <w:tc>
+          <w:tcPr>
+            <w:tcW w:type="dxa" w:w="1800"/>
+            <w:tcMar>
+              <w:top w:type="dxa" w:w="60"/>
+              <w:left w:type="dxa" w:w="100"/>
+              <w:bottom w:type="dxa" w:w="60"/>
+              <w:right w:type="dxa" w:w="100"/>
+            </w:tcMar>
+            <w:vAlign w:val="top"/>
+          </w:tcPr>
+          <w:p>
+            <w:pPr>
+              <w:spacing w:after="20" w:before="0"/>
+            </w:pPr>
+            <w:r>
+              <w:rPr>
+                <w:b/>
+                <w:bCs/>
+                <w:color w:val="0F2B3C"/>
+                <w:sz w:val="20"/>
+                <w:szCs w:val="20"/>
+              </w:rPr>
+              <w:t xml:space="preserve">Whisker</w:t>
+            </w:r>
+          </w:p>
+          <w:p>
+            <w:pPr>
+              <w:spacing w:after="0" w:before="0"/>
+            </w:pPr>
+            <w:r>
+              <w:rPr>
+                <w:i/>
+                <w:iCs/>
+                <w:color w:val="5E6E7E"/>
+                <w:sz w:val="18"/>
+                <w:szCs w:val="18"/>
+              </w:rPr>
+              <w:t xml:space="preserve">Bigote</w:t>
+            </w:r>
+          </w:p>
+        </w:tc>
+        <w:tc>
+          <w:tcPr>
+            <w:tcW w:type="dxa" w:w="3160"/>
+            <w:tcMar>
+              <w:top w:type="dxa" w:w="60"/>
+              <w:left w:type="dxa" w:w="100"/>
+              <w:bottom w:type="dxa" w:w="60"/>
+              <w:right w:type="dxa" w:w="100"/>
+            </w:tcMar>
+            <w:vAlign w:val="top"/>
+          </w:tcPr>
+          <w:p>
+            <w:pPr>
+              <w:spacing w:after="0" w:before="0"/>
+            </w:pPr>
+            <w:r>
+              <w:rPr>
+                <w:sz w:val="19"/>
+                <w:szCs w:val="19"/>
+              </w:rPr>
+              <w:t xml:space="preserve">A line on a box plot that reaches from the box out to the least or greatest value.</w:t>
+            </w:r>
+          </w:p>
+        </w:tc>
+        <w:tc>
+          <w:tcPr>
+            <w:tcW w:type="dxa" w:w="2200"/>
+            <w:tcMar>
+              <w:top w:type="dxa" w:w="60"/>
+              <w:left w:type="dxa" w:w="100"/>
+              <w:bottom w:type="dxa" w:w="60"/>
+              <w:right w:type="dxa" w:w="100"/>
+            </w:tcMar>
+            <w:vAlign w:val="top"/>
+          </w:tcPr>
+          <w:p>
+            <w:pPr>
+              <w:spacing w:after="30" w:before="0"/>
+            </w:pPr>
+            <w:r>
+              <w:rPr>
+                <w:i/>
+                <w:iCs/>
+                <w:color w:val="5E6E7E"/>
+                <w:sz w:val="18"/>
+                <w:szCs w:val="18"/>
+              </w:rPr>
+              <w:t xml:space="preserve">Not Whisker: write a counter-example that does not fit the rule.</w:t>
+            </w:r>
+          </w:p>
+          <w:p>
+            <w:pPr>
+              <w:spacing w:after="50" w:before="0"/>
+            </w:pPr>
+            <w:r>
+              <w:rPr>
+                <w:color w:val="BBBBBB"/>
+                <w:sz w:val="18"/>
+                <w:szCs w:val="18"/>
+              </w:rPr>
+              <w:t xml:space="preserve">____________________________</w:t>
+            </w:r>
+          </w:p>
+        </w:tc>
+        <w:tc>
+          <w:tcPr>
+            <w:tcW w:type="dxa" w:w="2200"/>
+            <w:tcMar>
+              <w:top w:type="dxa" w:w="60"/>
+              <w:left w:type="dxa" w:w="100"/>
+              <w:bottom w:type="dxa" w:w="60"/>
+              <w:right w:type="dxa" w:w="100"/>
+            </w:tcMar>
+            <w:vAlign w:val="top"/>
+          </w:tcPr>
+          <w:p>
+            <w:pPr>
+              <w:spacing w:after="0" w:before="0"/>
+            </w:pPr>
+            <w:r>
+              <w:rPr>
+                <w:i/>
+                <w:iCs/>
+                <w:color w:val="5E6E7E"/>
+                <w:sz w:val="18"/>
+                <w:szCs w:val="18"/>
+              </w:rPr>
+              <w:t xml:space="preserve">The left whisker reaches the minimum; the right whisker reaches the maximum.</w:t>
+            </w:r>
+          </w:p>
+        </w:tc>
+      </w:tr>
+      <w:tr>
+        <w:trPr>
+          <w:cantSplit/>
+        </w:trPr>
+        <w:tc>
+          <w:tcPr>
+            <w:tcW w:type="dxa" w:w="1800"/>
+            <w:tcMar>
+              <w:top w:type="dxa" w:w="60"/>
+              <w:left w:type="dxa" w:w="100"/>
+              <w:bottom w:type="dxa" w:w="60"/>
+              <w:right w:type="dxa" w:w="100"/>
+            </w:tcMar>
+            <w:vAlign w:val="top"/>
+          </w:tcPr>
+          <w:p>
+            <w:pPr>
+              <w:spacing w:after="20" w:before="0"/>
+            </w:pPr>
+            <w:r>
+              <w:rPr>
+                <w:b/>
+                <w:bCs/>
+                <w:color w:val="0F2B3C"/>
+                <w:sz w:val="20"/>
+                <w:szCs w:val="20"/>
+              </w:rPr>
+              <w:t xml:space="preserve">Middle half</w:t>
+            </w:r>
+          </w:p>
+          <w:p>
+            <w:pPr>
+              <w:spacing w:after="0" w:before="0"/>
+            </w:pPr>
+            <w:r>
+              <w:rPr>
+                <w:i/>
+                <w:iCs/>
+                <w:color w:val="5E6E7E"/>
+                <w:sz w:val="18"/>
+                <w:szCs w:val="18"/>
+              </w:rPr>
+              <w:t xml:space="preserve">Mitad central</w:t>
+            </w:r>
+          </w:p>
+        </w:tc>
+        <w:tc>
+          <w:tcPr>
+            <w:tcW w:type="dxa" w:w="3160"/>
+            <w:tcMar>
+              <w:top w:type="dxa" w:w="60"/>
+              <w:left w:type="dxa" w:w="100"/>
+              <w:bottom w:type="dxa" w:w="60"/>
+              <w:right w:type="dxa" w:w="100"/>
+            </w:tcMar>
+            <w:vAlign w:val="top"/>
+          </w:tcPr>
+          <w:p>
+            <w:pPr>
+              <w:spacing w:after="0" w:before="0"/>
+            </w:pPr>
+            <w:r>
+              <w:rPr>
+                <w:sz w:val="19"/>
+                <w:szCs w:val="19"/>
+              </w:rPr>
+              <w:t xml:space="preserve">The values from the first quartile to the third quartile, which the box covers.</w:t>
+            </w:r>
+          </w:p>
+        </w:tc>
+        <w:tc>
+          <w:tcPr>
+            <w:tcW w:type="dxa" w:w="2200"/>
+            <w:tcMar>
+              <w:top w:type="dxa" w:w="60"/>
+              <w:left w:type="dxa" w:w="100"/>
+              <w:bottom w:type="dxa" w:w="60"/>
+              <w:right w:type="dxa" w:w="100"/>
+            </w:tcMar>
+            <w:vAlign w:val="top"/>
+          </w:tcPr>
+          <w:p>
+            <w:pPr>
+              <w:spacing w:after="30" w:before="0"/>
+            </w:pPr>
+            <w:r>
+              <w:rPr>
+                <w:i/>
+                <w:iCs/>
+                <w:color w:val="5E6E7E"/>
+                <w:sz w:val="18"/>
+                <w:szCs w:val="18"/>
+              </w:rPr>
+              <w:t xml:space="preserve">Not Middle half: write a counter-example that does not fit the rule.</w:t>
+            </w:r>
+          </w:p>
+          <w:p>
+            <w:pPr>
+              <w:spacing w:after="50" w:before="0"/>
+            </w:pPr>
+            <w:r>
+              <w:rPr>
+                <w:color w:val="BBBBBB"/>
+                <w:sz w:val="18"/>
+                <w:szCs w:val="18"/>
+              </w:rPr>
+              <w:t xml:space="preserve">____________________________</w:t>
+            </w:r>
+          </w:p>
+        </w:tc>
+        <w:tc>
+          <w:tcPr>
+            <w:tcW w:type="dxa" w:w="2200"/>
+            <w:tcMar>
+              <w:top w:type="dxa" w:w="60"/>
+              <w:left w:type="dxa" w:w="100"/>
+              <w:bottom w:type="dxa" w:w="60"/>
+              <w:right w:type="dxa" w:w="100"/>
+            </w:tcMar>
+            <w:vAlign w:val="top"/>
+          </w:tcPr>
+          <w:p>
+            <w:pPr>
+              <w:spacing w:after="0" w:before="0"/>
+            </w:pPr>
+            <w:r>
+              <w:rPr>
+                <w:i/>
+                <w:iCs/>
+                <w:color w:val="5E6E7E"/>
+                <w:sz w:val="18"/>
+                <w:szCs w:val="18"/>
+              </w:rPr>
+              <w:t xml:space="preserve">The box holds half of the data.</w:t>
+            </w:r>
+          </w:p>
+        </w:tc>
+      </w:tr>
+    </w:tbl>
+    <w:p>
+      <w:pPr>
+        <w:spacing w:after="120" w:before="140"/>
       </w:pPr>
       <w:r>
         <w:rPr>
@@ -127,73 +1655,922 @@
         <w:t xml:space="preserve">Find the ends of the data.</w:t>
       </w:r>
     </w:p>
+    <w:tbl>
+      <w:tblPr>
+        <w:tblW w:type="dxa" w:w="9360"/>
+        <w:tblBorders>
+          <w:top w:val="single" w:color="C7D2DD" w:sz="6"/>
+          <w:left w:val="single" w:color="C7D2DD" w:sz="6"/>
+          <w:bottom w:val="single" w:color="C7D2DD" w:sz="6"/>
+          <w:right w:val="single" w:color="C7D2DD" w:sz="6"/>
+          <w:insideH w:val="single" w:color="C7D2DD" w:sz="6"/>
+          <w:insideV w:val="single" w:color="C7D2DD" w:sz="6"/>
+        </w:tblBorders>
+      </w:tblPr>
+      <w:tblGrid>
+        <w:gridCol w:w="2800"/>
+        <w:gridCol w:w="3560"/>
+        <w:gridCol w:w="3000"/>
+      </w:tblGrid>
+      <w:tr>
+        <w:trPr>
+          <w:cantSplit/>
+          <w:tblHeader/>
+        </w:trPr>
+        <w:tc>
+          <w:tcPr>
+            <w:tcW w:type="dxa" w:w="2800"/>
+            <w:shd w:fill="EEF4F8" w:color="auto" w:val="clear"/>
+            <w:tcMar>
+              <w:top w:type="dxa" w:w="60"/>
+              <w:left w:type="dxa" w:w="100"/>
+              <w:bottom w:type="dxa" w:w="60"/>
+              <w:right w:type="dxa" w:w="100"/>
+            </w:tcMar>
+          </w:tcPr>
+          <w:p>
+            <w:pPr>
+              <w:spacing w:after="0" w:before="0"/>
+            </w:pPr>
+            <w:r>
+              <w:rPr>
+                <w:b/>
+                <w:bCs/>
+                <w:color w:val="0F2B3C"/>
+                <w:sz w:val="16"/>
+                <w:szCs w:val="16"/>
+              </w:rPr>
+              <w:t xml:space="preserve">CORE PROBLEM / GIVEN REPRESENTATION</w:t>
+            </w:r>
+          </w:p>
+        </w:tc>
+        <w:tc>
+          <w:tcPr>
+            <w:tcW w:type="dxa" w:w="3560"/>
+            <w:shd w:fill="EEF4F8" w:color="auto" w:val="clear"/>
+            <w:tcMar>
+              <w:top w:type="dxa" w:w="60"/>
+              <w:left w:type="dxa" w:w="100"/>
+              <w:bottom w:type="dxa" w:w="60"/>
+              <w:right w:type="dxa" w:w="100"/>
+            </w:tcMar>
+          </w:tcPr>
+          <w:p>
+            <w:pPr>
+              <w:spacing w:after="0" w:before="0"/>
+            </w:pPr>
+            <w:r>
+              <w:rPr>
+                <w:b/>
+                <w:bCs/>
+                <w:color w:val="0F2B3C"/>
+                <w:sz w:val="16"/>
+                <w:szCs w:val="16"/>
+              </w:rPr>
+              <w:t xml:space="preserve">WORKING SPACE / CALCULATION STEPS</w:t>
+            </w:r>
+          </w:p>
+        </w:tc>
+        <w:tc>
+          <w:tcPr>
+            <w:tcW w:type="dxa" w:w="3000"/>
+            <w:shd w:fill="FBF3E2" w:color="auto" w:val="clear"/>
+            <w:tcMar>
+              <w:top w:type="dxa" w:w="60"/>
+              <w:left w:type="dxa" w:w="100"/>
+              <w:bottom w:type="dxa" w:w="60"/>
+              <w:right w:type="dxa" w:w="100"/>
+            </w:tcMar>
+          </w:tcPr>
+          <w:p>
+            <w:pPr>
+              <w:spacing w:after="0" w:before="0"/>
+            </w:pPr>
+            <w:r>
+              <w:rPr>
+                <w:b/>
+                <w:bCs/>
+                <w:color w:val="7A5400"/>
+                <w:sz w:val="16"/>
+                <w:szCs w:val="16"/>
+              </w:rPr>
+              <w:t xml:space="preserve">EXPLAIN YOUR REASONING</w:t>
+            </w:r>
+          </w:p>
+        </w:tc>
+      </w:tr>
+      <w:tr>
+        <w:trPr>
+          <w:cantSplit/>
+        </w:trPr>
+        <w:tc>
+          <w:tcPr>
+            <w:tcW w:type="dxa" w:w="2800"/>
+            <w:tcMar>
+              <w:top w:type="dxa" w:w="80"/>
+              <w:left w:type="dxa" w:w="100"/>
+              <w:bottom w:type="dxa" w:w="80"/>
+              <w:right w:type="dxa" w:w="100"/>
+            </w:tcMar>
+            <w:vAlign w:val="top"/>
+          </w:tcPr>
+          <w:p>
+            <w:pPr>
+              <w:spacing w:after="40" w:before="0"/>
+            </w:pPr>
+            <w:r>
+              <w:rPr>
+                <w:b/>
+                <w:bCs/>
+                <w:color w:val="0F2B3C"/>
+                <w:sz w:val="20"/>
+                <w:szCs w:val="20"/>
+              </w:rPr>
+              <w:t xml:space="preserve">1.  Order: 5, 1, 3. What is the smallest value?</w:t>
+            </w:r>
+          </w:p>
+        </w:tc>
+        <w:tc>
+          <w:tcPr>
+            <w:tcW w:type="dxa" w:w="3560"/>
+            <w:tcMar>
+              <w:top w:type="dxa" w:w="80"/>
+              <w:left w:type="dxa" w:w="100"/>
+              <w:bottom w:type="dxa" w:w="80"/>
+              <w:right w:type="dxa" w:w="100"/>
+            </w:tcMar>
+            <w:vAlign w:val="top"/>
+          </w:tcPr>
+          <w:p>
+            <w:pPr>
+              <w:spacing w:after="50" w:before="0"/>
+            </w:pPr>
+            <w:r>
+              <w:rPr>
+                <w:color w:val="BBBBBB"/>
+                <w:sz w:val="18"/>
+                <w:szCs w:val="18"/>
+              </w:rPr>
+              <w:t xml:space="preserve">____________________________</w:t>
+            </w:r>
+          </w:p>
+          <w:p>
+            <w:pPr>
+              <w:spacing w:after="50" w:before="0"/>
+            </w:pPr>
+            <w:r>
+              <w:rPr>
+                <w:color w:val="BBBBBB"/>
+                <w:sz w:val="18"/>
+                <w:szCs w:val="18"/>
+              </w:rPr>
+              <w:t xml:space="preserve">____________________________</w:t>
+            </w:r>
+          </w:p>
+          <w:p>
+            <w:pPr>
+              <w:spacing w:after="50" w:before="0"/>
+            </w:pPr>
+            <w:r>
+              <w:rPr>
+                <w:color w:val="BBBBBB"/>
+                <w:sz w:val="18"/>
+                <w:szCs w:val="18"/>
+              </w:rPr>
+              <w:t xml:space="preserve">____________________________</w:t>
+            </w:r>
+          </w:p>
+          <w:p>
+            <w:pPr>
+              <w:spacing w:after="50" w:before="0"/>
+            </w:pPr>
+            <w:r>
+              <w:rPr>
+                <w:color w:val="BBBBBB"/>
+                <w:sz w:val="18"/>
+                <w:szCs w:val="18"/>
+              </w:rPr>
+              <w:t xml:space="preserve">____________________________</w:t>
+            </w:r>
+          </w:p>
+        </w:tc>
+        <w:tc>
+          <w:tcPr>
+            <w:tcW w:type="dxa" w:w="3000"/>
+            <w:shd w:fill="FBF3E2" w:color="auto" w:val="clear"/>
+            <w:tcMar>
+              <w:top w:type="dxa" w:w="80"/>
+              <w:left w:type="dxa" w:w="100"/>
+              <w:bottom w:type="dxa" w:w="80"/>
+              <w:right w:type="dxa" w:w="100"/>
+            </w:tcMar>
+            <w:vAlign w:val="top"/>
+          </w:tcPr>
+          <w:p>
+            <w:pPr>
+              <w:spacing w:after="30" w:before="0"/>
+            </w:pPr>
+            <w:r>
+              <w:rPr>
+                <w:b/>
+                <w:bCs/>
+                <w:color w:val="0F2B3C"/>
+                <w:sz w:val="18"/>
+                <w:szCs w:val="18"/>
+              </w:rPr>
+              <w:t xml:space="preserve">Because... ________________</w:t>
+            </w:r>
+          </w:p>
+          <w:p>
+            <w:pPr>
+              <w:spacing w:after="50" w:before="0"/>
+            </w:pPr>
+            <w:r>
+              <w:rPr>
+                <w:color w:val="BBBBBB"/>
+                <w:sz w:val="18"/>
+                <w:szCs w:val="18"/>
+              </w:rPr>
+              <w:t xml:space="preserve">____________________________</w:t>
+            </w:r>
+          </w:p>
+          <w:p>
+            <w:pPr>
+              <w:spacing w:after="30" w:before="40"/>
+            </w:pPr>
+            <w:r>
+              <w:rPr>
+                <w:b/>
+                <w:bCs/>
+                <w:color w:val="1A6FB5"/>
+                <w:sz w:val="18"/>
+                <w:szCs w:val="18"/>
+              </w:rPr>
+              <w:t xml:space="preserve">Although... _______________</w:t>
+            </w:r>
+          </w:p>
+          <w:p>
+            <w:pPr>
+              <w:spacing w:after="50" w:before="0"/>
+            </w:pPr>
+            <w:r>
+              <w:rPr>
+                <w:color w:val="BBBBBB"/>
+                <w:sz w:val="18"/>
+                <w:szCs w:val="18"/>
+              </w:rPr>
+              <w:t xml:space="preserve">____________________________</w:t>
+            </w:r>
+          </w:p>
+          <w:p>
+            <w:pPr>
+              <w:spacing w:after="30" w:before="40"/>
+            </w:pPr>
+            <w:r>
+              <w:rPr>
+                <w:b/>
+                <w:bCs/>
+                <w:color w:val="7A5400"/>
+                <w:sz w:val="18"/>
+                <w:szCs w:val="18"/>
+              </w:rPr>
+              <w:t xml:space="preserve">Therefore... ______________</w:t>
+            </w:r>
+          </w:p>
+          <w:p>
+            <w:pPr>
+              <w:spacing w:after="50" w:before="0"/>
+            </w:pPr>
+            <w:r>
+              <w:rPr>
+                <w:color w:val="BBBBBB"/>
+                <w:sz w:val="18"/>
+                <w:szCs w:val="18"/>
+              </w:rPr>
+              <w:t xml:space="preserve">____________________________</w:t>
+            </w:r>
+          </w:p>
+        </w:tc>
+      </w:tr>
+    </w:tbl>
     <w:p>
       <w:pPr>
-        <w:spacing w:after="40" w:before="0"/>
-      </w:pPr>
-      <w:r>
-        <w:rPr>
-          <w:sz w:val="22"/>
-          <w:szCs w:val="22"/>
-        </w:rPr>
-        <w:t xml:space="preserve">1.  Order: 5, 1, 3. What is the smallest value?</w:t>
+        <w:spacing w:after="60" w:before="0"/>
+      </w:pPr>
+      <w:r>
+        <w:t xml:space="preserve"/>
       </w:r>
     </w:p>
+    <w:tbl>
+      <w:tblPr>
+        <w:tblW w:type="dxa" w:w="9360"/>
+        <w:tblBorders>
+          <w:top w:val="single" w:color="C7D2DD" w:sz="6"/>
+          <w:left w:val="single" w:color="C7D2DD" w:sz="6"/>
+          <w:bottom w:val="single" w:color="C7D2DD" w:sz="6"/>
+          <w:right w:val="single" w:color="C7D2DD" w:sz="6"/>
+          <w:insideH w:val="single" w:color="C7D2DD" w:sz="6"/>
+          <w:insideV w:val="single" w:color="C7D2DD" w:sz="6"/>
+        </w:tblBorders>
+      </w:tblPr>
+      <w:tblGrid>
+        <w:gridCol w:w="2800"/>
+        <w:gridCol w:w="3560"/>
+        <w:gridCol w:w="3000"/>
+      </w:tblGrid>
+      <w:tr>
+        <w:trPr>
+          <w:cantSplit/>
+          <w:tblHeader/>
+        </w:trPr>
+        <w:tc>
+          <w:tcPr>
+            <w:tcW w:type="dxa" w:w="2800"/>
+            <w:shd w:fill="EEF4F8" w:color="auto" w:val="clear"/>
+            <w:tcMar>
+              <w:top w:type="dxa" w:w="60"/>
+              <w:left w:type="dxa" w:w="100"/>
+              <w:bottom w:type="dxa" w:w="60"/>
+              <w:right w:type="dxa" w:w="100"/>
+            </w:tcMar>
+          </w:tcPr>
+          <w:p>
+            <w:pPr>
+              <w:spacing w:after="0" w:before="0"/>
+            </w:pPr>
+            <w:r>
+              <w:rPr>
+                <w:b/>
+                <w:bCs/>
+                <w:color w:val="0F2B3C"/>
+                <w:sz w:val="16"/>
+                <w:szCs w:val="16"/>
+              </w:rPr>
+              <w:t xml:space="preserve">CORE PROBLEM / GIVEN REPRESENTATION</w:t>
+            </w:r>
+          </w:p>
+        </w:tc>
+        <w:tc>
+          <w:tcPr>
+            <w:tcW w:type="dxa" w:w="3560"/>
+            <w:shd w:fill="EEF4F8" w:color="auto" w:val="clear"/>
+            <w:tcMar>
+              <w:top w:type="dxa" w:w="60"/>
+              <w:left w:type="dxa" w:w="100"/>
+              <w:bottom w:type="dxa" w:w="60"/>
+              <w:right w:type="dxa" w:w="100"/>
+            </w:tcMar>
+          </w:tcPr>
+          <w:p>
+            <w:pPr>
+              <w:spacing w:after="0" w:before="0"/>
+            </w:pPr>
+            <w:r>
+              <w:rPr>
+                <w:b/>
+                <w:bCs/>
+                <w:color w:val="0F2B3C"/>
+                <w:sz w:val="16"/>
+                <w:szCs w:val="16"/>
+              </w:rPr>
+              <w:t xml:space="preserve">WORKING SPACE / CALCULATION STEPS</w:t>
+            </w:r>
+          </w:p>
+        </w:tc>
+        <w:tc>
+          <w:tcPr>
+            <w:tcW w:type="dxa" w:w="3000"/>
+            <w:shd w:fill="FBF3E2" w:color="auto" w:val="clear"/>
+            <w:tcMar>
+              <w:top w:type="dxa" w:w="60"/>
+              <w:left w:type="dxa" w:w="100"/>
+              <w:bottom w:type="dxa" w:w="60"/>
+              <w:right w:type="dxa" w:w="100"/>
+            </w:tcMar>
+          </w:tcPr>
+          <w:p>
+            <w:pPr>
+              <w:spacing w:after="0" w:before="0"/>
+            </w:pPr>
+            <w:r>
+              <w:rPr>
+                <w:b/>
+                <w:bCs/>
+                <w:color w:val="7A5400"/>
+                <w:sz w:val="16"/>
+                <w:szCs w:val="16"/>
+              </w:rPr>
+              <w:t xml:space="preserve">EXPLAIN YOUR REASONING</w:t>
+            </w:r>
+          </w:p>
+        </w:tc>
+      </w:tr>
+      <w:tr>
+        <w:trPr>
+          <w:cantSplit/>
+        </w:trPr>
+        <w:tc>
+          <w:tcPr>
+            <w:tcW w:type="dxa" w:w="2800"/>
+            <w:tcMar>
+              <w:top w:type="dxa" w:w="80"/>
+              <w:left w:type="dxa" w:w="100"/>
+              <w:bottom w:type="dxa" w:w="80"/>
+              <w:right w:type="dxa" w:w="100"/>
+            </w:tcMar>
+            <w:vAlign w:val="top"/>
+          </w:tcPr>
+          <w:p>
+            <w:pPr>
+              <w:spacing w:after="40" w:before="0"/>
+            </w:pPr>
+            <w:r>
+              <w:rPr>
+                <w:b/>
+                <w:bCs/>
+                <w:color w:val="0F2B3C"/>
+                <w:sz w:val="20"/>
+                <w:szCs w:val="20"/>
+              </w:rPr>
+              <w:t xml:space="preserve">2.  From 5, 1, 3, what is the largest value?</w:t>
+            </w:r>
+          </w:p>
+        </w:tc>
+        <w:tc>
+          <w:tcPr>
+            <w:tcW w:type="dxa" w:w="3560"/>
+            <w:tcMar>
+              <w:top w:type="dxa" w:w="80"/>
+              <w:left w:type="dxa" w:w="100"/>
+              <w:bottom w:type="dxa" w:w="80"/>
+              <w:right w:type="dxa" w:w="100"/>
+            </w:tcMar>
+            <w:vAlign w:val="top"/>
+          </w:tcPr>
+          <w:p>
+            <w:pPr>
+              <w:spacing w:after="50" w:before="0"/>
+            </w:pPr>
+            <w:r>
+              <w:rPr>
+                <w:color w:val="BBBBBB"/>
+                <w:sz w:val="18"/>
+                <w:szCs w:val="18"/>
+              </w:rPr>
+              <w:t xml:space="preserve">____________________________</w:t>
+            </w:r>
+          </w:p>
+          <w:p>
+            <w:pPr>
+              <w:spacing w:after="50" w:before="0"/>
+            </w:pPr>
+            <w:r>
+              <w:rPr>
+                <w:color w:val="BBBBBB"/>
+                <w:sz w:val="18"/>
+                <w:szCs w:val="18"/>
+              </w:rPr>
+              <w:t xml:space="preserve">____________________________</w:t>
+            </w:r>
+          </w:p>
+          <w:p>
+            <w:pPr>
+              <w:spacing w:after="50" w:before="0"/>
+            </w:pPr>
+            <w:r>
+              <w:rPr>
+                <w:color w:val="BBBBBB"/>
+                <w:sz w:val="18"/>
+                <w:szCs w:val="18"/>
+              </w:rPr>
+              <w:t xml:space="preserve">____________________________</w:t>
+            </w:r>
+          </w:p>
+          <w:p>
+            <w:pPr>
+              <w:spacing w:after="50" w:before="0"/>
+            </w:pPr>
+            <w:r>
+              <w:rPr>
+                <w:color w:val="BBBBBB"/>
+                <w:sz w:val="18"/>
+                <w:szCs w:val="18"/>
+              </w:rPr>
+              <w:t xml:space="preserve">____________________________</w:t>
+            </w:r>
+          </w:p>
+        </w:tc>
+        <w:tc>
+          <w:tcPr>
+            <w:tcW w:type="dxa" w:w="3000"/>
+            <w:shd w:fill="FBF3E2" w:color="auto" w:val="clear"/>
+            <w:tcMar>
+              <w:top w:type="dxa" w:w="80"/>
+              <w:left w:type="dxa" w:w="100"/>
+              <w:bottom w:type="dxa" w:w="80"/>
+              <w:right w:type="dxa" w:w="100"/>
+            </w:tcMar>
+            <w:vAlign w:val="top"/>
+          </w:tcPr>
+          <w:p>
+            <w:pPr>
+              <w:spacing w:after="30" w:before="0"/>
+            </w:pPr>
+            <w:r>
+              <w:rPr>
+                <w:b/>
+                <w:bCs/>
+                <w:color w:val="0F2B3C"/>
+                <w:sz w:val="18"/>
+                <w:szCs w:val="18"/>
+              </w:rPr>
+              <w:t xml:space="preserve">Because... ________________</w:t>
+            </w:r>
+          </w:p>
+          <w:p>
+            <w:pPr>
+              <w:spacing w:after="50" w:before="0"/>
+            </w:pPr>
+            <w:r>
+              <w:rPr>
+                <w:color w:val="BBBBBB"/>
+                <w:sz w:val="18"/>
+                <w:szCs w:val="18"/>
+              </w:rPr>
+              <w:t xml:space="preserve">____________________________</w:t>
+            </w:r>
+          </w:p>
+          <w:p>
+            <w:pPr>
+              <w:spacing w:after="30" w:before="40"/>
+            </w:pPr>
+            <w:r>
+              <w:rPr>
+                <w:b/>
+                <w:bCs/>
+                <w:color w:val="1A6FB5"/>
+                <w:sz w:val="18"/>
+                <w:szCs w:val="18"/>
+              </w:rPr>
+              <w:t xml:space="preserve">Although... _______________</w:t>
+            </w:r>
+          </w:p>
+          <w:p>
+            <w:pPr>
+              <w:spacing w:after="50" w:before="0"/>
+            </w:pPr>
+            <w:r>
+              <w:rPr>
+                <w:color w:val="BBBBBB"/>
+                <w:sz w:val="18"/>
+                <w:szCs w:val="18"/>
+              </w:rPr>
+              <w:t xml:space="preserve">____________________________</w:t>
+            </w:r>
+          </w:p>
+          <w:p>
+            <w:pPr>
+              <w:spacing w:after="30" w:before="40"/>
+            </w:pPr>
+            <w:r>
+              <w:rPr>
+                <w:b/>
+                <w:bCs/>
+                <w:color w:val="7A5400"/>
+                <w:sz w:val="18"/>
+                <w:szCs w:val="18"/>
+              </w:rPr>
+              <w:t xml:space="preserve">Therefore... ______________</w:t>
+            </w:r>
+          </w:p>
+          <w:p>
+            <w:pPr>
+              <w:spacing w:after="50" w:before="0"/>
+            </w:pPr>
+            <w:r>
+              <w:rPr>
+                <w:color w:val="BBBBBB"/>
+                <w:sz w:val="18"/>
+                <w:szCs w:val="18"/>
+              </w:rPr>
+              <w:t xml:space="preserve">____________________________</w:t>
+            </w:r>
+          </w:p>
+        </w:tc>
+      </w:tr>
+    </w:tbl>
     <w:p>
       <w:pPr>
-        <w:spacing w:after="80" w:before="0"/>
-      </w:pPr>
-      <w:r>
-        <w:rPr>
-          <w:color w:val="BBBBBB"/>
-        </w:rPr>
-        <w:t xml:space="preserve">____________________________________________________</w:t>
+        <w:spacing w:after="60" w:before="0"/>
+      </w:pPr>
+      <w:r>
+        <w:t xml:space="preserve"/>
       </w:r>
     </w:p>
+    <w:tbl>
+      <w:tblPr>
+        <w:tblW w:type="dxa" w:w="9360"/>
+        <w:tblBorders>
+          <w:top w:val="single" w:color="C7D2DD" w:sz="6"/>
+          <w:left w:val="single" w:color="C7D2DD" w:sz="6"/>
+          <w:bottom w:val="single" w:color="C7D2DD" w:sz="6"/>
+          <w:right w:val="single" w:color="C7D2DD" w:sz="6"/>
+          <w:insideH w:val="single" w:color="C7D2DD" w:sz="6"/>
+          <w:insideV w:val="single" w:color="C7D2DD" w:sz="6"/>
+        </w:tblBorders>
+      </w:tblPr>
+      <w:tblGrid>
+        <w:gridCol w:w="2800"/>
+        <w:gridCol w:w="3560"/>
+        <w:gridCol w:w="3000"/>
+      </w:tblGrid>
+      <w:tr>
+        <w:trPr>
+          <w:cantSplit/>
+          <w:tblHeader/>
+        </w:trPr>
+        <w:tc>
+          <w:tcPr>
+            <w:tcW w:type="dxa" w:w="2800"/>
+            <w:shd w:fill="EEF4F8" w:color="auto" w:val="clear"/>
+            <w:tcMar>
+              <w:top w:type="dxa" w:w="60"/>
+              <w:left w:type="dxa" w:w="100"/>
+              <w:bottom w:type="dxa" w:w="60"/>
+              <w:right w:type="dxa" w:w="100"/>
+            </w:tcMar>
+          </w:tcPr>
+          <w:p>
+            <w:pPr>
+              <w:spacing w:after="0" w:before="0"/>
+            </w:pPr>
+            <w:r>
+              <w:rPr>
+                <w:b/>
+                <w:bCs/>
+                <w:color w:val="0F2B3C"/>
+                <w:sz w:val="16"/>
+                <w:szCs w:val="16"/>
+              </w:rPr>
+              <w:t xml:space="preserve">CORE PROBLEM / GIVEN REPRESENTATION</w:t>
+            </w:r>
+          </w:p>
+        </w:tc>
+        <w:tc>
+          <w:tcPr>
+            <w:tcW w:type="dxa" w:w="3560"/>
+            <w:shd w:fill="EEF4F8" w:color="auto" w:val="clear"/>
+            <w:tcMar>
+              <w:top w:type="dxa" w:w="60"/>
+              <w:left w:type="dxa" w:w="100"/>
+              <w:bottom w:type="dxa" w:w="60"/>
+              <w:right w:type="dxa" w:w="100"/>
+            </w:tcMar>
+          </w:tcPr>
+          <w:p>
+            <w:pPr>
+              <w:spacing w:after="0" w:before="0"/>
+            </w:pPr>
+            <w:r>
+              <w:rPr>
+                <w:b/>
+                <w:bCs/>
+                <w:color w:val="0F2B3C"/>
+                <w:sz w:val="16"/>
+                <w:szCs w:val="16"/>
+              </w:rPr>
+              <w:t xml:space="preserve">WORKING SPACE / CALCULATION STEPS</w:t>
+            </w:r>
+          </w:p>
+        </w:tc>
+        <w:tc>
+          <w:tcPr>
+            <w:tcW w:type="dxa" w:w="3000"/>
+            <w:shd w:fill="FBF3E2" w:color="auto" w:val="clear"/>
+            <w:tcMar>
+              <w:top w:type="dxa" w:w="60"/>
+              <w:left w:type="dxa" w:w="100"/>
+              <w:bottom w:type="dxa" w:w="60"/>
+              <w:right w:type="dxa" w:w="100"/>
+            </w:tcMar>
+          </w:tcPr>
+          <w:p>
+            <w:pPr>
+              <w:spacing w:after="0" w:before="0"/>
+            </w:pPr>
+            <w:r>
+              <w:rPr>
+                <w:b/>
+                <w:bCs/>
+                <w:color w:val="7A5400"/>
+                <w:sz w:val="16"/>
+                <w:szCs w:val="16"/>
+              </w:rPr>
+              <w:t xml:space="preserve">EXPLAIN YOUR REASONING</w:t>
+            </w:r>
+          </w:p>
+        </w:tc>
+      </w:tr>
+      <w:tr>
+        <w:trPr>
+          <w:cantSplit/>
+        </w:trPr>
+        <w:tc>
+          <w:tcPr>
+            <w:tcW w:type="dxa" w:w="2800"/>
+            <w:tcMar>
+              <w:top w:type="dxa" w:w="80"/>
+              <w:left w:type="dxa" w:w="100"/>
+              <w:bottom w:type="dxa" w:w="80"/>
+              <w:right w:type="dxa" w:w="100"/>
+            </w:tcMar>
+            <w:vAlign w:val="top"/>
+          </w:tcPr>
+          <w:p>
+            <w:pPr>
+              <w:spacing w:after="40" w:before="0"/>
+            </w:pPr>
+            <w:r>
+              <w:rPr>
+                <w:b/>
+                <w:bCs/>
+                <w:color w:val="0F2B3C"/>
+                <w:sz w:val="20"/>
+                <w:szCs w:val="20"/>
+              </w:rPr>
+              <w:t xml:space="preserve">3.  Range = largest − smallest = 5 − 1 = ___</w:t>
+            </w:r>
+          </w:p>
+        </w:tc>
+        <w:tc>
+          <w:tcPr>
+            <w:tcW w:type="dxa" w:w="3560"/>
+            <w:tcMar>
+              <w:top w:type="dxa" w:w="80"/>
+              <w:left w:type="dxa" w:w="100"/>
+              <w:bottom w:type="dxa" w:w="80"/>
+              <w:right w:type="dxa" w:w="100"/>
+            </w:tcMar>
+            <w:vAlign w:val="top"/>
+          </w:tcPr>
+          <w:p>
+            <w:pPr>
+              <w:spacing w:after="50" w:before="0"/>
+            </w:pPr>
+            <w:r>
+              <w:rPr>
+                <w:color w:val="BBBBBB"/>
+                <w:sz w:val="18"/>
+                <w:szCs w:val="18"/>
+              </w:rPr>
+              <w:t xml:space="preserve">____________________________</w:t>
+            </w:r>
+          </w:p>
+          <w:p>
+            <w:pPr>
+              <w:spacing w:after="50" w:before="0"/>
+            </w:pPr>
+            <w:r>
+              <w:rPr>
+                <w:color w:val="BBBBBB"/>
+                <w:sz w:val="18"/>
+                <w:szCs w:val="18"/>
+              </w:rPr>
+              <w:t xml:space="preserve">____________________________</w:t>
+            </w:r>
+          </w:p>
+          <w:p>
+            <w:pPr>
+              <w:spacing w:after="50" w:before="0"/>
+            </w:pPr>
+            <w:r>
+              <w:rPr>
+                <w:color w:val="BBBBBB"/>
+                <w:sz w:val="18"/>
+                <w:szCs w:val="18"/>
+              </w:rPr>
+              <w:t xml:space="preserve">____________________________</w:t>
+            </w:r>
+          </w:p>
+          <w:p>
+            <w:pPr>
+              <w:spacing w:after="50" w:before="0"/>
+            </w:pPr>
+            <w:r>
+              <w:rPr>
+                <w:color w:val="BBBBBB"/>
+                <w:sz w:val="18"/>
+                <w:szCs w:val="18"/>
+              </w:rPr>
+              <w:t xml:space="preserve">____________________________</w:t>
+            </w:r>
+          </w:p>
+        </w:tc>
+        <w:tc>
+          <w:tcPr>
+            <w:tcW w:type="dxa" w:w="3000"/>
+            <w:shd w:fill="FBF3E2" w:color="auto" w:val="clear"/>
+            <w:tcMar>
+              <w:top w:type="dxa" w:w="80"/>
+              <w:left w:type="dxa" w:w="100"/>
+              <w:bottom w:type="dxa" w:w="80"/>
+              <w:right w:type="dxa" w:w="100"/>
+            </w:tcMar>
+            <w:vAlign w:val="top"/>
+          </w:tcPr>
+          <w:p>
+            <w:pPr>
+              <w:spacing w:after="30" w:before="0"/>
+            </w:pPr>
+            <w:r>
+              <w:rPr>
+                <w:b/>
+                <w:bCs/>
+                <w:color w:val="0F2B3C"/>
+                <w:sz w:val="18"/>
+                <w:szCs w:val="18"/>
+              </w:rPr>
+              <w:t xml:space="preserve">Because... ________________</w:t>
+            </w:r>
+          </w:p>
+          <w:p>
+            <w:pPr>
+              <w:spacing w:after="50" w:before="0"/>
+            </w:pPr>
+            <w:r>
+              <w:rPr>
+                <w:color w:val="BBBBBB"/>
+                <w:sz w:val="18"/>
+                <w:szCs w:val="18"/>
+              </w:rPr>
+              <w:t xml:space="preserve">____________________________</w:t>
+            </w:r>
+          </w:p>
+          <w:p>
+            <w:pPr>
+              <w:spacing w:after="30" w:before="40"/>
+            </w:pPr>
+            <w:r>
+              <w:rPr>
+                <w:b/>
+                <w:bCs/>
+                <w:color w:val="1A6FB5"/>
+                <w:sz w:val="18"/>
+                <w:szCs w:val="18"/>
+              </w:rPr>
+              <w:t xml:space="preserve">Although... _______________</w:t>
+            </w:r>
+          </w:p>
+          <w:p>
+            <w:pPr>
+              <w:spacing w:after="50" w:before="0"/>
+            </w:pPr>
+            <w:r>
+              <w:rPr>
+                <w:color w:val="BBBBBB"/>
+                <w:sz w:val="18"/>
+                <w:szCs w:val="18"/>
+              </w:rPr>
+              <w:t xml:space="preserve">____________________________</w:t>
+            </w:r>
+          </w:p>
+          <w:p>
+            <w:pPr>
+              <w:spacing w:after="30" w:before="40"/>
+            </w:pPr>
+            <w:r>
+              <w:rPr>
+                <w:b/>
+                <w:bCs/>
+                <w:color w:val="7A5400"/>
+                <w:sz w:val="18"/>
+                <w:szCs w:val="18"/>
+              </w:rPr>
+              <w:t xml:space="preserve">Therefore... ______________</w:t>
+            </w:r>
+          </w:p>
+          <w:p>
+            <w:pPr>
+              <w:spacing w:after="50" w:before="0"/>
+            </w:pPr>
+            <w:r>
+              <w:rPr>
+                <w:color w:val="BBBBBB"/>
+                <w:sz w:val="18"/>
+                <w:szCs w:val="18"/>
+              </w:rPr>
+              <w:t xml:space="preserve">____________________________</w:t>
+            </w:r>
+          </w:p>
+        </w:tc>
+      </w:tr>
+    </w:tbl>
     <w:p>
       <w:pPr>
-        <w:spacing w:after="40" w:before="0"/>
-      </w:pPr>
-      <w:r>
-        <w:rPr>
-          <w:sz w:val="22"/>
-          <w:szCs w:val="22"/>
-        </w:rPr>
-        <w:t xml:space="preserve">2.  From 5, 1, 3, what is the largest value?</w:t>
-      </w:r>
-    </w:p>
-    <w:p>
-      <w:pPr>
-        <w:spacing w:after="80" w:before="0"/>
-      </w:pPr>
-      <w:r>
-        <w:rPr>
-          <w:color w:val="BBBBBB"/>
-        </w:rPr>
-        <w:t xml:space="preserve">____________________________________________________</w:t>
-      </w:r>
-    </w:p>
-    <w:p>
-      <w:pPr>
-        <w:spacing w:after="40" w:before="0"/>
-      </w:pPr>
-      <w:r>
-        <w:rPr>
-          <w:sz w:val="22"/>
-          <w:szCs w:val="22"/>
-        </w:rPr>
-        <w:t xml:space="preserve">3.  Range = largest − smallest = 5 − 1 = ___</w:t>
-      </w:r>
-    </w:p>
-    <w:p>
-      <w:pPr>
-        <w:spacing w:after="80" w:before="0"/>
-      </w:pPr>
-      <w:r>
-        <w:rPr>
-          <w:color w:val="BBBBBB"/>
-        </w:rPr>
-        <w:t xml:space="preserve">____________________________________________________</w:t>
+        <w:spacing w:after="60" w:before="0"/>
+      </w:pPr>
+      <w:r>
+        <w:t xml:space="preserve"/>
       </w:r>
     </w:p>
     <w:p>
@@ -225,86 +2602,935 @@
         <w:t xml:space="preserve">Order, find the middle, find the range.</w:t>
       </w:r>
     </w:p>
+    <w:tbl>
+      <w:tblPr>
+        <w:tblW w:type="dxa" w:w="9360"/>
+        <w:tblBorders>
+          <w:top w:val="single" w:color="C7D2DD" w:sz="6"/>
+          <w:left w:val="single" w:color="C7D2DD" w:sz="6"/>
+          <w:bottom w:val="single" w:color="C7D2DD" w:sz="6"/>
+          <w:right w:val="single" w:color="C7D2DD" w:sz="6"/>
+          <w:insideH w:val="single" w:color="C7D2DD" w:sz="6"/>
+          <w:insideV w:val="single" w:color="C7D2DD" w:sz="6"/>
+        </w:tblBorders>
+      </w:tblPr>
+      <w:tblGrid>
+        <w:gridCol w:w="2800"/>
+        <w:gridCol w:w="3560"/>
+        <w:gridCol w:w="3000"/>
+      </w:tblGrid>
+      <w:tr>
+        <w:trPr>
+          <w:cantSplit/>
+          <w:tblHeader/>
+        </w:trPr>
+        <w:tc>
+          <w:tcPr>
+            <w:tcW w:type="dxa" w:w="2800"/>
+            <w:shd w:fill="EEF4F8" w:color="auto" w:val="clear"/>
+            <w:tcMar>
+              <w:top w:type="dxa" w:w="60"/>
+              <w:left w:type="dxa" w:w="100"/>
+              <w:bottom w:type="dxa" w:w="60"/>
+              <w:right w:type="dxa" w:w="100"/>
+            </w:tcMar>
+          </w:tcPr>
+          <w:p>
+            <w:pPr>
+              <w:spacing w:after="0" w:before="0"/>
+            </w:pPr>
+            <w:r>
+              <w:rPr>
+                <w:b/>
+                <w:bCs/>
+                <w:color w:val="0F2B3C"/>
+                <w:sz w:val="16"/>
+                <w:szCs w:val="16"/>
+              </w:rPr>
+              <w:t xml:space="preserve">CORE PROBLEM / GIVEN REPRESENTATION</w:t>
+            </w:r>
+          </w:p>
+        </w:tc>
+        <w:tc>
+          <w:tcPr>
+            <w:tcW w:type="dxa" w:w="3560"/>
+            <w:shd w:fill="EEF4F8" w:color="auto" w:val="clear"/>
+            <w:tcMar>
+              <w:top w:type="dxa" w:w="60"/>
+              <w:left w:type="dxa" w:w="100"/>
+              <w:bottom w:type="dxa" w:w="60"/>
+              <w:right w:type="dxa" w:w="100"/>
+            </w:tcMar>
+          </w:tcPr>
+          <w:p>
+            <w:pPr>
+              <w:spacing w:after="0" w:before="0"/>
+            </w:pPr>
+            <w:r>
+              <w:rPr>
+                <w:b/>
+                <w:bCs/>
+                <w:color w:val="0F2B3C"/>
+                <w:sz w:val="16"/>
+                <w:szCs w:val="16"/>
+              </w:rPr>
+              <w:t xml:space="preserve">WORKING SPACE / CALCULATION STEPS</w:t>
+            </w:r>
+          </w:p>
+        </w:tc>
+        <w:tc>
+          <w:tcPr>
+            <w:tcW w:type="dxa" w:w="3000"/>
+            <w:shd w:fill="FBF3E2" w:color="auto" w:val="clear"/>
+            <w:tcMar>
+              <w:top w:type="dxa" w:w="60"/>
+              <w:left w:type="dxa" w:w="100"/>
+              <w:bottom w:type="dxa" w:w="60"/>
+              <w:right w:type="dxa" w:w="100"/>
+            </w:tcMar>
+          </w:tcPr>
+          <w:p>
+            <w:pPr>
+              <w:spacing w:after="0" w:before="0"/>
+            </w:pPr>
+            <w:r>
+              <w:rPr>
+                <w:b/>
+                <w:bCs/>
+                <w:color w:val="7A5400"/>
+                <w:sz w:val="16"/>
+                <w:szCs w:val="16"/>
+              </w:rPr>
+              <w:t xml:space="preserve">EXPLAIN YOUR REASONING</w:t>
+            </w:r>
+          </w:p>
+        </w:tc>
+      </w:tr>
+      <w:tr>
+        <w:trPr>
+          <w:cantSplit/>
+        </w:trPr>
+        <w:tc>
+          <w:tcPr>
+            <w:tcW w:type="dxa" w:w="2800"/>
+            <w:tcMar>
+              <w:top w:type="dxa" w:w="80"/>
+              <w:left w:type="dxa" w:w="100"/>
+              <w:bottom w:type="dxa" w:w="80"/>
+              <w:right w:type="dxa" w:w="100"/>
+            </w:tcMar>
+            <w:vAlign w:val="top"/>
+          </w:tcPr>
+          <w:p>
+            <w:pPr>
+              <w:spacing w:after="40" w:before="0"/>
+            </w:pPr>
+            <w:r>
+              <w:rPr>
+                <w:b/>
+                <w:bCs/>
+                <w:color w:val="0F2B3C"/>
+                <w:sz w:val="20"/>
+                <w:szCs w:val="20"/>
+              </w:rPr>
+              <w:t xml:space="preserve">1.  Find the median of 7, 3, 5 (order, then middle).</w:t>
+            </w:r>
+          </w:p>
+        </w:tc>
+        <w:tc>
+          <w:tcPr>
+            <w:tcW w:type="dxa" w:w="3560"/>
+            <w:tcMar>
+              <w:top w:type="dxa" w:w="80"/>
+              <w:left w:type="dxa" w:w="100"/>
+              <w:bottom w:type="dxa" w:w="80"/>
+              <w:right w:type="dxa" w:w="100"/>
+            </w:tcMar>
+            <w:vAlign w:val="top"/>
+          </w:tcPr>
+          <w:p>
+            <w:pPr>
+              <w:spacing w:after="50" w:before="0"/>
+            </w:pPr>
+            <w:r>
+              <w:rPr>
+                <w:color w:val="BBBBBB"/>
+                <w:sz w:val="18"/>
+                <w:szCs w:val="18"/>
+              </w:rPr>
+              <w:t xml:space="preserve">____________________________</w:t>
+            </w:r>
+          </w:p>
+          <w:p>
+            <w:pPr>
+              <w:spacing w:after="50" w:before="0"/>
+            </w:pPr>
+            <w:r>
+              <w:rPr>
+                <w:color w:val="BBBBBB"/>
+                <w:sz w:val="18"/>
+                <w:szCs w:val="18"/>
+              </w:rPr>
+              <w:t xml:space="preserve">____________________________</w:t>
+            </w:r>
+          </w:p>
+          <w:p>
+            <w:pPr>
+              <w:spacing w:after="50" w:before="0"/>
+            </w:pPr>
+            <w:r>
+              <w:rPr>
+                <w:color w:val="BBBBBB"/>
+                <w:sz w:val="18"/>
+                <w:szCs w:val="18"/>
+              </w:rPr>
+              <w:t xml:space="preserve">____________________________</w:t>
+            </w:r>
+          </w:p>
+          <w:p>
+            <w:pPr>
+              <w:spacing w:after="50" w:before="0"/>
+            </w:pPr>
+            <w:r>
+              <w:rPr>
+                <w:color w:val="BBBBBB"/>
+                <w:sz w:val="18"/>
+                <w:szCs w:val="18"/>
+              </w:rPr>
+              <w:t xml:space="preserve">____________________________</w:t>
+            </w:r>
+          </w:p>
+        </w:tc>
+        <w:tc>
+          <w:tcPr>
+            <w:tcW w:type="dxa" w:w="3000"/>
+            <w:shd w:fill="FBF3E2" w:color="auto" w:val="clear"/>
+            <w:tcMar>
+              <w:top w:type="dxa" w:w="80"/>
+              <w:left w:type="dxa" w:w="100"/>
+              <w:bottom w:type="dxa" w:w="80"/>
+              <w:right w:type="dxa" w:w="100"/>
+            </w:tcMar>
+            <w:vAlign w:val="top"/>
+          </w:tcPr>
+          <w:p>
+            <w:pPr>
+              <w:spacing w:after="30" w:before="0"/>
+            </w:pPr>
+            <w:r>
+              <w:rPr>
+                <w:b/>
+                <w:bCs/>
+                <w:color w:val="0F2B3C"/>
+                <w:sz w:val="18"/>
+                <w:szCs w:val="18"/>
+              </w:rPr>
+              <w:t xml:space="preserve">Because... ________________</w:t>
+            </w:r>
+          </w:p>
+          <w:p>
+            <w:pPr>
+              <w:spacing w:after="50" w:before="0"/>
+            </w:pPr>
+            <w:r>
+              <w:rPr>
+                <w:color w:val="BBBBBB"/>
+                <w:sz w:val="18"/>
+                <w:szCs w:val="18"/>
+              </w:rPr>
+              <w:t xml:space="preserve">____________________________</w:t>
+            </w:r>
+          </w:p>
+          <w:p>
+            <w:pPr>
+              <w:spacing w:after="30" w:before="40"/>
+            </w:pPr>
+            <w:r>
+              <w:rPr>
+                <w:b/>
+                <w:bCs/>
+                <w:color w:val="1A6FB5"/>
+                <w:sz w:val="18"/>
+                <w:szCs w:val="18"/>
+              </w:rPr>
+              <w:t xml:space="preserve">Although... _______________</w:t>
+            </w:r>
+          </w:p>
+          <w:p>
+            <w:pPr>
+              <w:spacing w:after="50" w:before="0"/>
+            </w:pPr>
+            <w:r>
+              <w:rPr>
+                <w:color w:val="BBBBBB"/>
+                <w:sz w:val="18"/>
+                <w:szCs w:val="18"/>
+              </w:rPr>
+              <w:t xml:space="preserve">____________________________</w:t>
+            </w:r>
+          </w:p>
+          <w:p>
+            <w:pPr>
+              <w:spacing w:after="30" w:before="40"/>
+            </w:pPr>
+            <w:r>
+              <w:rPr>
+                <w:b/>
+                <w:bCs/>
+                <w:color w:val="7A5400"/>
+                <w:sz w:val="18"/>
+                <w:szCs w:val="18"/>
+              </w:rPr>
+              <w:t xml:space="preserve">Therefore... ______________</w:t>
+            </w:r>
+          </w:p>
+          <w:p>
+            <w:pPr>
+              <w:spacing w:after="50" w:before="0"/>
+            </w:pPr>
+            <w:r>
+              <w:rPr>
+                <w:color w:val="BBBBBB"/>
+                <w:sz w:val="18"/>
+                <w:szCs w:val="18"/>
+              </w:rPr>
+              <w:t xml:space="preserve">____________________________</w:t>
+            </w:r>
+          </w:p>
+        </w:tc>
+      </w:tr>
+    </w:tbl>
     <w:p>
       <w:pPr>
-        <w:spacing w:after="40" w:before="0"/>
-      </w:pPr>
-      <w:r>
-        <w:rPr>
-          <w:sz w:val="22"/>
-          <w:szCs w:val="22"/>
-        </w:rPr>
-        <w:t xml:space="preserve">1.  Find the median of 7, 3, 5 (order, then middle).</w:t>
+        <w:spacing w:after="60" w:before="0"/>
+      </w:pPr>
+      <w:r>
+        <w:t xml:space="preserve"/>
       </w:r>
     </w:p>
+    <w:tbl>
+      <w:tblPr>
+        <w:tblW w:type="dxa" w:w="9360"/>
+        <w:tblBorders>
+          <w:top w:val="single" w:color="C7D2DD" w:sz="6"/>
+          <w:left w:val="single" w:color="C7D2DD" w:sz="6"/>
+          <w:bottom w:val="single" w:color="C7D2DD" w:sz="6"/>
+          <w:right w:val="single" w:color="C7D2DD" w:sz="6"/>
+          <w:insideH w:val="single" w:color="C7D2DD" w:sz="6"/>
+          <w:insideV w:val="single" w:color="C7D2DD" w:sz="6"/>
+        </w:tblBorders>
+      </w:tblPr>
+      <w:tblGrid>
+        <w:gridCol w:w="2800"/>
+        <w:gridCol w:w="3560"/>
+        <w:gridCol w:w="3000"/>
+      </w:tblGrid>
+      <w:tr>
+        <w:trPr>
+          <w:cantSplit/>
+          <w:tblHeader/>
+        </w:trPr>
+        <w:tc>
+          <w:tcPr>
+            <w:tcW w:type="dxa" w:w="2800"/>
+            <w:shd w:fill="EEF4F8" w:color="auto" w:val="clear"/>
+            <w:tcMar>
+              <w:top w:type="dxa" w:w="60"/>
+              <w:left w:type="dxa" w:w="100"/>
+              <w:bottom w:type="dxa" w:w="60"/>
+              <w:right w:type="dxa" w:w="100"/>
+            </w:tcMar>
+          </w:tcPr>
+          <w:p>
+            <w:pPr>
+              <w:spacing w:after="0" w:before="0"/>
+            </w:pPr>
+            <w:r>
+              <w:rPr>
+                <w:b/>
+                <w:bCs/>
+                <w:color w:val="0F2B3C"/>
+                <w:sz w:val="16"/>
+                <w:szCs w:val="16"/>
+              </w:rPr>
+              <w:t xml:space="preserve">CORE PROBLEM / GIVEN REPRESENTATION</w:t>
+            </w:r>
+          </w:p>
+        </w:tc>
+        <w:tc>
+          <w:tcPr>
+            <w:tcW w:type="dxa" w:w="3560"/>
+            <w:shd w:fill="EEF4F8" w:color="auto" w:val="clear"/>
+            <w:tcMar>
+              <w:top w:type="dxa" w:w="60"/>
+              <w:left w:type="dxa" w:w="100"/>
+              <w:bottom w:type="dxa" w:w="60"/>
+              <w:right w:type="dxa" w:w="100"/>
+            </w:tcMar>
+          </w:tcPr>
+          <w:p>
+            <w:pPr>
+              <w:spacing w:after="0" w:before="0"/>
+            </w:pPr>
+            <w:r>
+              <w:rPr>
+                <w:b/>
+                <w:bCs/>
+                <w:color w:val="0F2B3C"/>
+                <w:sz w:val="16"/>
+                <w:szCs w:val="16"/>
+              </w:rPr>
+              <w:t xml:space="preserve">WORKING SPACE / CALCULATION STEPS</w:t>
+            </w:r>
+          </w:p>
+        </w:tc>
+        <w:tc>
+          <w:tcPr>
+            <w:tcW w:type="dxa" w:w="3000"/>
+            <w:shd w:fill="FBF3E2" w:color="auto" w:val="clear"/>
+            <w:tcMar>
+              <w:top w:type="dxa" w:w="60"/>
+              <w:left w:type="dxa" w:w="100"/>
+              <w:bottom w:type="dxa" w:w="60"/>
+              <w:right w:type="dxa" w:w="100"/>
+            </w:tcMar>
+          </w:tcPr>
+          <w:p>
+            <w:pPr>
+              <w:spacing w:after="0" w:before="0"/>
+            </w:pPr>
+            <w:r>
+              <w:rPr>
+                <w:b/>
+                <w:bCs/>
+                <w:color w:val="7A5400"/>
+                <w:sz w:val="16"/>
+                <w:szCs w:val="16"/>
+              </w:rPr>
+              <w:t xml:space="preserve">EXPLAIN YOUR REASONING</w:t>
+            </w:r>
+          </w:p>
+        </w:tc>
+      </w:tr>
+      <w:tr>
+        <w:trPr>
+          <w:cantSplit/>
+        </w:trPr>
+        <w:tc>
+          <w:tcPr>
+            <w:tcW w:type="dxa" w:w="2800"/>
+            <w:tcMar>
+              <w:top w:type="dxa" w:w="80"/>
+              <w:left w:type="dxa" w:w="100"/>
+              <w:bottom w:type="dxa" w:w="80"/>
+              <w:right w:type="dxa" w:w="100"/>
+            </w:tcMar>
+            <w:vAlign w:val="top"/>
+          </w:tcPr>
+          <w:p>
+            <w:pPr>
+              <w:spacing w:after="40" w:before="0"/>
+            </w:pPr>
+            <w:r>
+              <w:rPr>
+                <w:b/>
+                <w:bCs/>
+                <w:color w:val="0F2B3C"/>
+                <w:sz w:val="20"/>
+                <w:szCs w:val="20"/>
+              </w:rPr>
+              <w:t xml:space="preserve">2.  What is the range of 3, 5, 7? (Largest − smallest.)</w:t>
+            </w:r>
+          </w:p>
+        </w:tc>
+        <w:tc>
+          <w:tcPr>
+            <w:tcW w:type="dxa" w:w="3560"/>
+            <w:tcMar>
+              <w:top w:type="dxa" w:w="80"/>
+              <w:left w:type="dxa" w:w="100"/>
+              <w:bottom w:type="dxa" w:w="80"/>
+              <w:right w:type="dxa" w:w="100"/>
+            </w:tcMar>
+            <w:vAlign w:val="top"/>
+          </w:tcPr>
+          <w:p>
+            <w:pPr>
+              <w:spacing w:after="50" w:before="0"/>
+            </w:pPr>
+            <w:r>
+              <w:rPr>
+                <w:color w:val="BBBBBB"/>
+                <w:sz w:val="18"/>
+                <w:szCs w:val="18"/>
+              </w:rPr>
+              <w:t xml:space="preserve">____________________________</w:t>
+            </w:r>
+          </w:p>
+          <w:p>
+            <w:pPr>
+              <w:spacing w:after="50" w:before="0"/>
+            </w:pPr>
+            <w:r>
+              <w:rPr>
+                <w:color w:val="BBBBBB"/>
+                <w:sz w:val="18"/>
+                <w:szCs w:val="18"/>
+              </w:rPr>
+              <w:t xml:space="preserve">____________________________</w:t>
+            </w:r>
+          </w:p>
+          <w:p>
+            <w:pPr>
+              <w:spacing w:after="50" w:before="0"/>
+            </w:pPr>
+            <w:r>
+              <w:rPr>
+                <w:color w:val="BBBBBB"/>
+                <w:sz w:val="18"/>
+                <w:szCs w:val="18"/>
+              </w:rPr>
+              <w:t xml:space="preserve">____________________________</w:t>
+            </w:r>
+          </w:p>
+          <w:p>
+            <w:pPr>
+              <w:spacing w:after="50" w:before="0"/>
+            </w:pPr>
+            <w:r>
+              <w:rPr>
+                <w:color w:val="BBBBBB"/>
+                <w:sz w:val="18"/>
+                <w:szCs w:val="18"/>
+              </w:rPr>
+              <w:t xml:space="preserve">____________________________</w:t>
+            </w:r>
+          </w:p>
+        </w:tc>
+        <w:tc>
+          <w:tcPr>
+            <w:tcW w:type="dxa" w:w="3000"/>
+            <w:shd w:fill="FBF3E2" w:color="auto" w:val="clear"/>
+            <w:tcMar>
+              <w:top w:type="dxa" w:w="80"/>
+              <w:left w:type="dxa" w:w="100"/>
+              <w:bottom w:type="dxa" w:w="80"/>
+              <w:right w:type="dxa" w:w="100"/>
+            </w:tcMar>
+            <w:vAlign w:val="top"/>
+          </w:tcPr>
+          <w:p>
+            <w:pPr>
+              <w:spacing w:after="30" w:before="0"/>
+            </w:pPr>
+            <w:r>
+              <w:rPr>
+                <w:b/>
+                <w:bCs/>
+                <w:color w:val="0F2B3C"/>
+                <w:sz w:val="18"/>
+                <w:szCs w:val="18"/>
+              </w:rPr>
+              <w:t xml:space="preserve">Because... ________________</w:t>
+            </w:r>
+          </w:p>
+          <w:p>
+            <w:pPr>
+              <w:spacing w:after="50" w:before="0"/>
+            </w:pPr>
+            <w:r>
+              <w:rPr>
+                <w:color w:val="BBBBBB"/>
+                <w:sz w:val="18"/>
+                <w:szCs w:val="18"/>
+              </w:rPr>
+              <w:t xml:space="preserve">____________________________</w:t>
+            </w:r>
+          </w:p>
+          <w:p>
+            <w:pPr>
+              <w:spacing w:after="30" w:before="40"/>
+            </w:pPr>
+            <w:r>
+              <w:rPr>
+                <w:b/>
+                <w:bCs/>
+                <w:color w:val="1A6FB5"/>
+                <w:sz w:val="18"/>
+                <w:szCs w:val="18"/>
+              </w:rPr>
+              <w:t xml:space="preserve">Although... _______________</w:t>
+            </w:r>
+          </w:p>
+          <w:p>
+            <w:pPr>
+              <w:spacing w:after="50" w:before="0"/>
+            </w:pPr>
+            <w:r>
+              <w:rPr>
+                <w:color w:val="BBBBBB"/>
+                <w:sz w:val="18"/>
+                <w:szCs w:val="18"/>
+              </w:rPr>
+              <w:t xml:space="preserve">____________________________</w:t>
+            </w:r>
+          </w:p>
+          <w:p>
+            <w:pPr>
+              <w:spacing w:after="30" w:before="40"/>
+            </w:pPr>
+            <w:r>
+              <w:rPr>
+                <w:b/>
+                <w:bCs/>
+                <w:color w:val="7A5400"/>
+                <w:sz w:val="18"/>
+                <w:szCs w:val="18"/>
+              </w:rPr>
+              <w:t xml:space="preserve">Therefore... ______________</w:t>
+            </w:r>
+          </w:p>
+          <w:p>
+            <w:pPr>
+              <w:spacing w:after="50" w:before="0"/>
+            </w:pPr>
+            <w:r>
+              <w:rPr>
+                <w:color w:val="BBBBBB"/>
+                <w:sz w:val="18"/>
+                <w:szCs w:val="18"/>
+              </w:rPr>
+              <w:t xml:space="preserve">____________________________</w:t>
+            </w:r>
+          </w:p>
+        </w:tc>
+      </w:tr>
+    </w:tbl>
     <w:p>
       <w:pPr>
-        <w:spacing w:after="80" w:before="0"/>
-      </w:pPr>
-      <w:r>
-        <w:rPr>
-          <w:color w:val="BBBBBB"/>
-        </w:rPr>
-        <w:t xml:space="preserve">____________________________________________________</w:t>
+        <w:spacing w:after="60" w:before="0"/>
+      </w:pPr>
+      <w:r>
+        <w:t xml:space="preserve"/>
       </w:r>
     </w:p>
+    <w:tbl>
+      <w:tblPr>
+        <w:tblW w:type="dxa" w:w="9360"/>
+        <w:tblBorders>
+          <w:top w:val="single" w:color="C7D2DD" w:sz="6"/>
+          <w:left w:val="single" w:color="C7D2DD" w:sz="6"/>
+          <w:bottom w:val="single" w:color="C7D2DD" w:sz="6"/>
+          <w:right w:val="single" w:color="C7D2DD" w:sz="6"/>
+          <w:insideH w:val="single" w:color="C7D2DD" w:sz="6"/>
+          <w:insideV w:val="single" w:color="C7D2DD" w:sz="6"/>
+        </w:tblBorders>
+      </w:tblPr>
+      <w:tblGrid>
+        <w:gridCol w:w="2800"/>
+        <w:gridCol w:w="3560"/>
+        <w:gridCol w:w="3000"/>
+      </w:tblGrid>
+      <w:tr>
+        <w:trPr>
+          <w:cantSplit/>
+          <w:tblHeader/>
+        </w:trPr>
+        <w:tc>
+          <w:tcPr>
+            <w:tcW w:type="dxa" w:w="2800"/>
+            <w:shd w:fill="EEF4F8" w:color="auto" w:val="clear"/>
+            <w:tcMar>
+              <w:top w:type="dxa" w:w="60"/>
+              <w:left w:type="dxa" w:w="100"/>
+              <w:bottom w:type="dxa" w:w="60"/>
+              <w:right w:type="dxa" w:w="100"/>
+            </w:tcMar>
+          </w:tcPr>
+          <w:p>
+            <w:pPr>
+              <w:spacing w:after="0" w:before="0"/>
+            </w:pPr>
+            <w:r>
+              <w:rPr>
+                <w:b/>
+                <w:bCs/>
+                <w:color w:val="0F2B3C"/>
+                <w:sz w:val="16"/>
+                <w:szCs w:val="16"/>
+              </w:rPr>
+              <w:t xml:space="preserve">CORE PROBLEM / GIVEN REPRESENTATION</w:t>
+            </w:r>
+          </w:p>
+        </w:tc>
+        <w:tc>
+          <w:tcPr>
+            <w:tcW w:type="dxa" w:w="3560"/>
+            <w:shd w:fill="EEF4F8" w:color="auto" w:val="clear"/>
+            <w:tcMar>
+              <w:top w:type="dxa" w:w="60"/>
+              <w:left w:type="dxa" w:w="100"/>
+              <w:bottom w:type="dxa" w:w="60"/>
+              <w:right w:type="dxa" w:w="100"/>
+            </w:tcMar>
+          </w:tcPr>
+          <w:p>
+            <w:pPr>
+              <w:spacing w:after="0" w:before="0"/>
+            </w:pPr>
+            <w:r>
+              <w:rPr>
+                <w:b/>
+                <w:bCs/>
+                <w:color w:val="0F2B3C"/>
+                <w:sz w:val="16"/>
+                <w:szCs w:val="16"/>
+              </w:rPr>
+              <w:t xml:space="preserve">WORKING SPACE / CALCULATION STEPS</w:t>
+            </w:r>
+          </w:p>
+        </w:tc>
+        <w:tc>
+          <w:tcPr>
+            <w:tcW w:type="dxa" w:w="3000"/>
+            <w:shd w:fill="FBF3E2" w:color="auto" w:val="clear"/>
+            <w:tcMar>
+              <w:top w:type="dxa" w:w="60"/>
+              <w:left w:type="dxa" w:w="100"/>
+              <w:bottom w:type="dxa" w:w="60"/>
+              <w:right w:type="dxa" w:w="100"/>
+            </w:tcMar>
+          </w:tcPr>
+          <w:p>
+            <w:pPr>
+              <w:spacing w:after="0" w:before="0"/>
+            </w:pPr>
+            <w:r>
+              <w:rPr>
+                <w:b/>
+                <w:bCs/>
+                <w:color w:val="7A5400"/>
+                <w:sz w:val="16"/>
+                <w:szCs w:val="16"/>
+              </w:rPr>
+              <w:t xml:space="preserve">EXPLAIN YOUR REASONING</w:t>
+            </w:r>
+          </w:p>
+        </w:tc>
+      </w:tr>
+      <w:tr>
+        <w:trPr>
+          <w:cantSplit/>
+        </w:trPr>
+        <w:tc>
+          <w:tcPr>
+            <w:tcW w:type="dxa" w:w="2800"/>
+            <w:tcMar>
+              <w:top w:type="dxa" w:w="80"/>
+              <w:left w:type="dxa" w:w="100"/>
+              <w:bottom w:type="dxa" w:w="80"/>
+              <w:right w:type="dxa" w:w="100"/>
+            </w:tcMar>
+            <w:vAlign w:val="top"/>
+          </w:tcPr>
+          <w:p>
+            <w:pPr>
+              <w:spacing w:after="40" w:before="0"/>
+            </w:pPr>
+            <w:r>
+              <w:rPr>
+                <w:b/>
+                <w:bCs/>
+                <w:color w:val="0F2B3C"/>
+                <w:sz w:val="20"/>
+                <w:szCs w:val="20"/>
+              </w:rPr>
+              <w:t xml:space="preserve">3.  On a number line, a box plot spans from 2 to 10. Which point is inside the box plot?</w:t>
+            </w:r>
+          </w:p>
+          <w:p>
+            <w:pPr>
+              <w:spacing w:after="0" w:before="0"/>
+            </w:pPr>
+            <w:r>
+              <w:rPr>
+                <w:color w:val="5E6E7E"/>
+                <w:sz w:val="18"/>
+                <w:szCs w:val="18"/>
+              </w:rPr>
+              <w:t xml:space="preserve">Choices: 1   /   7   /   12</w:t>
+            </w:r>
+          </w:p>
+        </w:tc>
+        <w:tc>
+          <w:tcPr>
+            <w:tcW w:type="dxa" w:w="3560"/>
+            <w:tcMar>
+              <w:top w:type="dxa" w:w="80"/>
+              <w:left w:type="dxa" w:w="100"/>
+              <w:bottom w:type="dxa" w:w="80"/>
+              <w:right w:type="dxa" w:w="100"/>
+            </w:tcMar>
+            <w:vAlign w:val="top"/>
+          </w:tcPr>
+          <w:p>
+            <w:pPr>
+              <w:spacing w:after="50" w:before="0"/>
+            </w:pPr>
+            <w:r>
+              <w:rPr>
+                <w:color w:val="BBBBBB"/>
+                <w:sz w:val="18"/>
+                <w:szCs w:val="18"/>
+              </w:rPr>
+              <w:t xml:space="preserve">____________________________</w:t>
+            </w:r>
+          </w:p>
+          <w:p>
+            <w:pPr>
+              <w:spacing w:after="50" w:before="0"/>
+            </w:pPr>
+            <w:r>
+              <w:rPr>
+                <w:color w:val="BBBBBB"/>
+                <w:sz w:val="18"/>
+                <w:szCs w:val="18"/>
+              </w:rPr>
+              <w:t xml:space="preserve">____________________________</w:t>
+            </w:r>
+          </w:p>
+          <w:p>
+            <w:pPr>
+              <w:spacing w:after="50" w:before="0"/>
+            </w:pPr>
+            <w:r>
+              <w:rPr>
+                <w:color w:val="BBBBBB"/>
+                <w:sz w:val="18"/>
+                <w:szCs w:val="18"/>
+              </w:rPr>
+              <w:t xml:space="preserve">____________________________</w:t>
+            </w:r>
+          </w:p>
+          <w:p>
+            <w:pPr>
+              <w:spacing w:after="50" w:before="0"/>
+            </w:pPr>
+            <w:r>
+              <w:rPr>
+                <w:color w:val="BBBBBB"/>
+                <w:sz w:val="18"/>
+                <w:szCs w:val="18"/>
+              </w:rPr>
+              <w:t xml:space="preserve">____________________________</w:t>
+            </w:r>
+          </w:p>
+        </w:tc>
+        <w:tc>
+          <w:tcPr>
+            <w:tcW w:type="dxa" w:w="3000"/>
+            <w:shd w:fill="FBF3E2" w:color="auto" w:val="clear"/>
+            <w:tcMar>
+              <w:top w:type="dxa" w:w="80"/>
+              <w:left w:type="dxa" w:w="100"/>
+              <w:bottom w:type="dxa" w:w="80"/>
+              <w:right w:type="dxa" w:w="100"/>
+            </w:tcMar>
+            <w:vAlign w:val="top"/>
+          </w:tcPr>
+          <w:p>
+            <w:pPr>
+              <w:spacing w:after="30" w:before="0"/>
+            </w:pPr>
+            <w:r>
+              <w:rPr>
+                <w:b/>
+                <w:bCs/>
+                <w:color w:val="0F2B3C"/>
+                <w:sz w:val="18"/>
+                <w:szCs w:val="18"/>
+              </w:rPr>
+              <w:t xml:space="preserve">Because... ________________</w:t>
+            </w:r>
+          </w:p>
+          <w:p>
+            <w:pPr>
+              <w:spacing w:after="50" w:before="0"/>
+            </w:pPr>
+            <w:r>
+              <w:rPr>
+                <w:color w:val="BBBBBB"/>
+                <w:sz w:val="18"/>
+                <w:szCs w:val="18"/>
+              </w:rPr>
+              <w:t xml:space="preserve">____________________________</w:t>
+            </w:r>
+          </w:p>
+          <w:p>
+            <w:pPr>
+              <w:spacing w:after="30" w:before="40"/>
+            </w:pPr>
+            <w:r>
+              <w:rPr>
+                <w:b/>
+                <w:bCs/>
+                <w:color w:val="1A6FB5"/>
+                <w:sz w:val="18"/>
+                <w:szCs w:val="18"/>
+              </w:rPr>
+              <w:t xml:space="preserve">Although... _______________</w:t>
+            </w:r>
+          </w:p>
+          <w:p>
+            <w:pPr>
+              <w:spacing w:after="50" w:before="0"/>
+            </w:pPr>
+            <w:r>
+              <w:rPr>
+                <w:color w:val="BBBBBB"/>
+                <w:sz w:val="18"/>
+                <w:szCs w:val="18"/>
+              </w:rPr>
+              <w:t xml:space="preserve">____________________________</w:t>
+            </w:r>
+          </w:p>
+          <w:p>
+            <w:pPr>
+              <w:spacing w:after="30" w:before="40"/>
+            </w:pPr>
+            <w:r>
+              <w:rPr>
+                <w:b/>
+                <w:bCs/>
+                <w:color w:val="7A5400"/>
+                <w:sz w:val="18"/>
+                <w:szCs w:val="18"/>
+              </w:rPr>
+              <w:t xml:space="preserve">Therefore... ______________</w:t>
+            </w:r>
+          </w:p>
+          <w:p>
+            <w:pPr>
+              <w:spacing w:after="50" w:before="0"/>
+            </w:pPr>
+            <w:r>
+              <w:rPr>
+                <w:color w:val="BBBBBB"/>
+                <w:sz w:val="18"/>
+                <w:szCs w:val="18"/>
+              </w:rPr>
+              <w:t xml:space="preserve">____________________________</w:t>
+            </w:r>
+          </w:p>
+        </w:tc>
+      </w:tr>
+    </w:tbl>
     <w:p>
       <w:pPr>
-        <w:spacing w:after="40" w:before="0"/>
-      </w:pPr>
-      <w:r>
-        <w:rPr>
-          <w:sz w:val="22"/>
-          <w:szCs w:val="22"/>
-        </w:rPr>
-        <w:t xml:space="preserve">2.  What is the range of 3, 5, 7? (Largest − smallest.)</w:t>
-      </w:r>
-    </w:p>
-    <w:p>
-      <w:pPr>
-        <w:spacing w:after="80" w:before="0"/>
-      </w:pPr>
-      <w:r>
-        <w:rPr>
-          <w:color w:val="BBBBBB"/>
-        </w:rPr>
-        <w:t xml:space="preserve">____________________________________________________</w:t>
-      </w:r>
-    </w:p>
-    <w:p>
-      <w:pPr>
-        <w:spacing w:after="40" w:before="0"/>
-      </w:pPr>
-      <w:r>
-        <w:rPr>
-          <w:sz w:val="22"/>
-          <w:szCs w:val="22"/>
-        </w:rPr>
-        <w:t xml:space="preserve">3.  On a number line, a box plot spans from 2 to 10. Which point is inside the box plot?</w:t>
-      </w:r>
-    </w:p>
-    <w:p>
-      <w:pPr>
-        <w:spacing w:after="40" w:before="0"/>
-      </w:pPr>
-      <w:r>
-        <w:rPr>
-          <w:color w:val="5E6E7E"/>
-          <w:sz w:val="20"/>
-          <w:szCs w:val="20"/>
-        </w:rPr>
-        <w:t xml:space="preserve">     choices: 1   /   7   /   12</w:t>
-      </w:r>
-    </w:p>
-    <w:p>
-      <w:pPr>
-        <w:spacing w:after="80" w:before="0"/>
-      </w:pPr>
-      <w:r>
-        <w:rPr>
-          <w:color w:val="BBBBBB"/>
-        </w:rPr>
-        <w:t xml:space="preserve">____________________________________________________</w:t>
+        <w:spacing w:after="60" w:before="0"/>
+      </w:pPr>
+      <w:r>
+        <w:t xml:space="preserve"/>
       </w:r>
     </w:p>
     <w:p>
@@ -336,50 +3562,616 @@
         <w:t xml:space="preserve">Pull all the pieces from one data set.</w:t>
       </w:r>
     </w:p>
+    <w:tbl>
+      <w:tblPr>
+        <w:tblW w:type="dxa" w:w="9360"/>
+        <w:tblBorders>
+          <w:top w:val="single" w:color="C7D2DD" w:sz="6"/>
+          <w:left w:val="single" w:color="C7D2DD" w:sz="6"/>
+          <w:bottom w:val="single" w:color="C7D2DD" w:sz="6"/>
+          <w:right w:val="single" w:color="C7D2DD" w:sz="6"/>
+          <w:insideH w:val="single" w:color="C7D2DD" w:sz="6"/>
+          <w:insideV w:val="single" w:color="C7D2DD" w:sz="6"/>
+        </w:tblBorders>
+      </w:tblPr>
+      <w:tblGrid>
+        <w:gridCol w:w="2800"/>
+        <w:gridCol w:w="3560"/>
+        <w:gridCol w:w="3000"/>
+      </w:tblGrid>
+      <w:tr>
+        <w:trPr>
+          <w:cantSplit/>
+          <w:tblHeader/>
+        </w:trPr>
+        <w:tc>
+          <w:tcPr>
+            <w:tcW w:type="dxa" w:w="2800"/>
+            <w:shd w:fill="EEF4F8" w:color="auto" w:val="clear"/>
+            <w:tcMar>
+              <w:top w:type="dxa" w:w="60"/>
+              <w:left w:type="dxa" w:w="100"/>
+              <w:bottom w:type="dxa" w:w="60"/>
+              <w:right w:type="dxa" w:w="100"/>
+            </w:tcMar>
+          </w:tcPr>
+          <w:p>
+            <w:pPr>
+              <w:spacing w:after="0" w:before="0"/>
+            </w:pPr>
+            <w:r>
+              <w:rPr>
+                <w:b/>
+                <w:bCs/>
+                <w:color w:val="0F2B3C"/>
+                <w:sz w:val="16"/>
+                <w:szCs w:val="16"/>
+              </w:rPr>
+              <w:t xml:space="preserve">CORE PROBLEM / GIVEN REPRESENTATION</w:t>
+            </w:r>
+          </w:p>
+        </w:tc>
+        <w:tc>
+          <w:tcPr>
+            <w:tcW w:type="dxa" w:w="3560"/>
+            <w:shd w:fill="EEF4F8" w:color="auto" w:val="clear"/>
+            <w:tcMar>
+              <w:top w:type="dxa" w:w="60"/>
+              <w:left w:type="dxa" w:w="100"/>
+              <w:bottom w:type="dxa" w:w="60"/>
+              <w:right w:type="dxa" w:w="100"/>
+            </w:tcMar>
+          </w:tcPr>
+          <w:p>
+            <w:pPr>
+              <w:spacing w:after="0" w:before="0"/>
+            </w:pPr>
+            <w:r>
+              <w:rPr>
+                <w:b/>
+                <w:bCs/>
+                <w:color w:val="0F2B3C"/>
+                <w:sz w:val="16"/>
+                <w:szCs w:val="16"/>
+              </w:rPr>
+              <w:t xml:space="preserve">WORKING SPACE / CALCULATION STEPS</w:t>
+            </w:r>
+          </w:p>
+        </w:tc>
+        <w:tc>
+          <w:tcPr>
+            <w:tcW w:type="dxa" w:w="3000"/>
+            <w:shd w:fill="FBF3E2" w:color="auto" w:val="clear"/>
+            <w:tcMar>
+              <w:top w:type="dxa" w:w="60"/>
+              <w:left w:type="dxa" w:w="100"/>
+              <w:bottom w:type="dxa" w:w="60"/>
+              <w:right w:type="dxa" w:w="100"/>
+            </w:tcMar>
+          </w:tcPr>
+          <w:p>
+            <w:pPr>
+              <w:spacing w:after="0" w:before="0"/>
+            </w:pPr>
+            <w:r>
+              <w:rPr>
+                <w:b/>
+                <w:bCs/>
+                <w:color w:val="7A5400"/>
+                <w:sz w:val="16"/>
+                <w:szCs w:val="16"/>
+              </w:rPr>
+              <w:t xml:space="preserve">EXPLAIN YOUR REASONING</w:t>
+            </w:r>
+          </w:p>
+        </w:tc>
+      </w:tr>
+      <w:tr>
+        <w:trPr>
+          <w:cantSplit/>
+        </w:trPr>
+        <w:tc>
+          <w:tcPr>
+            <w:tcW w:type="dxa" w:w="2800"/>
+            <w:tcMar>
+              <w:top w:type="dxa" w:w="80"/>
+              <w:left w:type="dxa" w:w="100"/>
+              <w:bottom w:type="dxa" w:w="80"/>
+              <w:right w:type="dxa" w:w="100"/>
+            </w:tcMar>
+            <w:vAlign w:val="top"/>
+          </w:tcPr>
+          <w:p>
+            <w:pPr>
+              <w:spacing w:after="40" w:before="0"/>
+            </w:pPr>
+            <w:r>
+              <w:rPr>
+                <w:b/>
+                <w:bCs/>
+                <w:color w:val="0F2B3C"/>
+                <w:sz w:val="20"/>
+                <w:szCs w:val="20"/>
+              </w:rPr>
+              <w:t xml:space="preserve">1.  Data: 4, 8, 2, 6, 10. After ordering, what is the median (middle of 5)?</w:t>
+            </w:r>
+          </w:p>
+        </w:tc>
+        <w:tc>
+          <w:tcPr>
+            <w:tcW w:type="dxa" w:w="3560"/>
+            <w:tcMar>
+              <w:top w:type="dxa" w:w="80"/>
+              <w:left w:type="dxa" w:w="100"/>
+              <w:bottom w:type="dxa" w:w="80"/>
+              <w:right w:type="dxa" w:w="100"/>
+            </w:tcMar>
+            <w:vAlign w:val="top"/>
+          </w:tcPr>
+          <w:p>
+            <w:pPr>
+              <w:spacing w:after="50" w:before="0"/>
+            </w:pPr>
+            <w:r>
+              <w:rPr>
+                <w:color w:val="BBBBBB"/>
+                <w:sz w:val="18"/>
+                <w:szCs w:val="18"/>
+              </w:rPr>
+              <w:t xml:space="preserve">____________________________</w:t>
+            </w:r>
+          </w:p>
+          <w:p>
+            <w:pPr>
+              <w:spacing w:after="50" w:before="0"/>
+            </w:pPr>
+            <w:r>
+              <w:rPr>
+                <w:color w:val="BBBBBB"/>
+                <w:sz w:val="18"/>
+                <w:szCs w:val="18"/>
+              </w:rPr>
+              <w:t xml:space="preserve">____________________________</w:t>
+            </w:r>
+          </w:p>
+          <w:p>
+            <w:pPr>
+              <w:spacing w:after="50" w:before="0"/>
+            </w:pPr>
+            <w:r>
+              <w:rPr>
+                <w:color w:val="BBBBBB"/>
+                <w:sz w:val="18"/>
+                <w:szCs w:val="18"/>
+              </w:rPr>
+              <w:t xml:space="preserve">____________________________</w:t>
+            </w:r>
+          </w:p>
+          <w:p>
+            <w:pPr>
+              <w:spacing w:after="50" w:before="0"/>
+            </w:pPr>
+            <w:r>
+              <w:rPr>
+                <w:color w:val="BBBBBB"/>
+                <w:sz w:val="18"/>
+                <w:szCs w:val="18"/>
+              </w:rPr>
+              <w:t xml:space="preserve">____________________________</w:t>
+            </w:r>
+          </w:p>
+        </w:tc>
+        <w:tc>
+          <w:tcPr>
+            <w:tcW w:type="dxa" w:w="3000"/>
+            <w:shd w:fill="FBF3E2" w:color="auto" w:val="clear"/>
+            <w:tcMar>
+              <w:top w:type="dxa" w:w="80"/>
+              <w:left w:type="dxa" w:w="100"/>
+              <w:bottom w:type="dxa" w:w="80"/>
+              <w:right w:type="dxa" w:w="100"/>
+            </w:tcMar>
+            <w:vAlign w:val="top"/>
+          </w:tcPr>
+          <w:p>
+            <w:pPr>
+              <w:spacing w:after="30" w:before="0"/>
+            </w:pPr>
+            <w:r>
+              <w:rPr>
+                <w:b/>
+                <w:bCs/>
+                <w:color w:val="0F2B3C"/>
+                <w:sz w:val="18"/>
+                <w:szCs w:val="18"/>
+              </w:rPr>
+              <w:t xml:space="preserve">Because... ________________</w:t>
+            </w:r>
+          </w:p>
+          <w:p>
+            <w:pPr>
+              <w:spacing w:after="50" w:before="0"/>
+            </w:pPr>
+            <w:r>
+              <w:rPr>
+                <w:color w:val="BBBBBB"/>
+                <w:sz w:val="18"/>
+                <w:szCs w:val="18"/>
+              </w:rPr>
+              <w:t xml:space="preserve">____________________________</w:t>
+            </w:r>
+          </w:p>
+          <w:p>
+            <w:pPr>
+              <w:spacing w:after="30" w:before="40"/>
+            </w:pPr>
+            <w:r>
+              <w:rPr>
+                <w:b/>
+                <w:bCs/>
+                <w:color w:val="1A6FB5"/>
+                <w:sz w:val="18"/>
+                <w:szCs w:val="18"/>
+              </w:rPr>
+              <w:t xml:space="preserve">Although... _______________</w:t>
+            </w:r>
+          </w:p>
+          <w:p>
+            <w:pPr>
+              <w:spacing w:after="50" w:before="0"/>
+            </w:pPr>
+            <w:r>
+              <w:rPr>
+                <w:color w:val="BBBBBB"/>
+                <w:sz w:val="18"/>
+                <w:szCs w:val="18"/>
+              </w:rPr>
+              <w:t xml:space="preserve">____________________________</w:t>
+            </w:r>
+          </w:p>
+          <w:p>
+            <w:pPr>
+              <w:spacing w:after="30" w:before="40"/>
+            </w:pPr>
+            <w:r>
+              <w:rPr>
+                <w:b/>
+                <w:bCs/>
+                <w:color w:val="7A5400"/>
+                <w:sz w:val="18"/>
+                <w:szCs w:val="18"/>
+              </w:rPr>
+              <w:t xml:space="preserve">Therefore... ______________</w:t>
+            </w:r>
+          </w:p>
+          <w:p>
+            <w:pPr>
+              <w:spacing w:after="50" w:before="0"/>
+            </w:pPr>
+            <w:r>
+              <w:rPr>
+                <w:color w:val="BBBBBB"/>
+                <w:sz w:val="18"/>
+                <w:szCs w:val="18"/>
+              </w:rPr>
+              <w:t xml:space="preserve">____________________________</w:t>
+            </w:r>
+          </w:p>
+        </w:tc>
+      </w:tr>
+    </w:tbl>
     <w:p>
       <w:pPr>
-        <w:spacing w:after="40" w:before="0"/>
-      </w:pPr>
-      <w:r>
-        <w:rPr>
-          <w:sz w:val="22"/>
-          <w:szCs w:val="22"/>
-        </w:rPr>
-        <w:t xml:space="preserve">1.  Data: 4, 8, 2, 6, 10. After ordering, what is the median (middle of 5)?</w:t>
+        <w:spacing w:after="60" w:before="0"/>
+      </w:pPr>
+      <w:r>
+        <w:t xml:space="preserve"/>
       </w:r>
     </w:p>
+    <w:tbl>
+      <w:tblPr>
+        <w:tblW w:type="dxa" w:w="9360"/>
+        <w:tblBorders>
+          <w:top w:val="single" w:color="C7D2DD" w:sz="6"/>
+          <w:left w:val="single" w:color="C7D2DD" w:sz="6"/>
+          <w:bottom w:val="single" w:color="C7D2DD" w:sz="6"/>
+          <w:right w:val="single" w:color="C7D2DD" w:sz="6"/>
+          <w:insideH w:val="single" w:color="C7D2DD" w:sz="6"/>
+          <w:insideV w:val="single" w:color="C7D2DD" w:sz="6"/>
+        </w:tblBorders>
+      </w:tblPr>
+      <w:tblGrid>
+        <w:gridCol w:w="2800"/>
+        <w:gridCol w:w="3560"/>
+        <w:gridCol w:w="3000"/>
+      </w:tblGrid>
+      <w:tr>
+        <w:trPr>
+          <w:cantSplit/>
+          <w:tblHeader/>
+        </w:trPr>
+        <w:tc>
+          <w:tcPr>
+            <w:tcW w:type="dxa" w:w="2800"/>
+            <w:shd w:fill="EEF4F8" w:color="auto" w:val="clear"/>
+            <w:tcMar>
+              <w:top w:type="dxa" w:w="60"/>
+              <w:left w:type="dxa" w:w="100"/>
+              <w:bottom w:type="dxa" w:w="60"/>
+              <w:right w:type="dxa" w:w="100"/>
+            </w:tcMar>
+          </w:tcPr>
+          <w:p>
+            <w:pPr>
+              <w:spacing w:after="0" w:before="0"/>
+            </w:pPr>
+            <w:r>
+              <w:rPr>
+                <w:b/>
+                <w:bCs/>
+                <w:color w:val="0F2B3C"/>
+                <w:sz w:val="16"/>
+                <w:szCs w:val="16"/>
+              </w:rPr>
+              <w:t xml:space="preserve">CORE PROBLEM / GIVEN REPRESENTATION</w:t>
+            </w:r>
+          </w:p>
+        </w:tc>
+        <w:tc>
+          <w:tcPr>
+            <w:tcW w:type="dxa" w:w="3560"/>
+            <w:shd w:fill="EEF4F8" w:color="auto" w:val="clear"/>
+            <w:tcMar>
+              <w:top w:type="dxa" w:w="60"/>
+              <w:left w:type="dxa" w:w="100"/>
+              <w:bottom w:type="dxa" w:w="60"/>
+              <w:right w:type="dxa" w:w="100"/>
+            </w:tcMar>
+          </w:tcPr>
+          <w:p>
+            <w:pPr>
+              <w:spacing w:after="0" w:before="0"/>
+            </w:pPr>
+            <w:r>
+              <w:rPr>
+                <w:b/>
+                <w:bCs/>
+                <w:color w:val="0F2B3C"/>
+                <w:sz w:val="16"/>
+                <w:szCs w:val="16"/>
+              </w:rPr>
+              <w:t xml:space="preserve">WORKING SPACE / CALCULATION STEPS</w:t>
+            </w:r>
+          </w:p>
+        </w:tc>
+        <w:tc>
+          <w:tcPr>
+            <w:tcW w:type="dxa" w:w="3000"/>
+            <w:shd w:fill="FBF3E2" w:color="auto" w:val="clear"/>
+            <w:tcMar>
+              <w:top w:type="dxa" w:w="60"/>
+              <w:left w:type="dxa" w:w="100"/>
+              <w:bottom w:type="dxa" w:w="60"/>
+              <w:right w:type="dxa" w:w="100"/>
+            </w:tcMar>
+          </w:tcPr>
+          <w:p>
+            <w:pPr>
+              <w:spacing w:after="0" w:before="0"/>
+            </w:pPr>
+            <w:r>
+              <w:rPr>
+                <w:b/>
+                <w:bCs/>
+                <w:color w:val="7A5400"/>
+                <w:sz w:val="16"/>
+                <w:szCs w:val="16"/>
+              </w:rPr>
+              <w:t xml:space="preserve">EXPLAIN YOUR REASONING</w:t>
+            </w:r>
+          </w:p>
+        </w:tc>
+      </w:tr>
+      <w:tr>
+        <w:trPr>
+          <w:cantSplit/>
+        </w:trPr>
+        <w:tc>
+          <w:tcPr>
+            <w:tcW w:type="dxa" w:w="2800"/>
+            <w:tcMar>
+              <w:top w:type="dxa" w:w="80"/>
+              <w:left w:type="dxa" w:w="100"/>
+              <w:bottom w:type="dxa" w:w="80"/>
+              <w:right w:type="dxa" w:w="100"/>
+            </w:tcMar>
+            <w:vAlign w:val="top"/>
+          </w:tcPr>
+          <w:p>
+            <w:pPr>
+              <w:spacing w:after="40" w:before="0"/>
+            </w:pPr>
+            <w:r>
+              <w:rPr>
+                <w:b/>
+                <w:bCs/>
+                <w:color w:val="0F2B3C"/>
+                <w:sz w:val="20"/>
+                <w:szCs w:val="20"/>
+              </w:rPr>
+              <w:t xml:space="preserve">2.  For 2, 4, 6, 8, 10, what is the range (largest − smallest)?</w:t>
+            </w:r>
+          </w:p>
+        </w:tc>
+        <w:tc>
+          <w:tcPr>
+            <w:tcW w:type="dxa" w:w="3560"/>
+            <w:tcMar>
+              <w:top w:type="dxa" w:w="80"/>
+              <w:left w:type="dxa" w:w="100"/>
+              <w:bottom w:type="dxa" w:w="80"/>
+              <w:right w:type="dxa" w:w="100"/>
+            </w:tcMar>
+            <w:vAlign w:val="top"/>
+          </w:tcPr>
+          <w:p>
+            <w:pPr>
+              <w:spacing w:after="50" w:before="0"/>
+            </w:pPr>
+            <w:r>
+              <w:rPr>
+                <w:color w:val="BBBBBB"/>
+                <w:sz w:val="18"/>
+                <w:szCs w:val="18"/>
+              </w:rPr>
+              <w:t xml:space="preserve">____________________________</w:t>
+            </w:r>
+          </w:p>
+          <w:p>
+            <w:pPr>
+              <w:spacing w:after="50" w:before="0"/>
+            </w:pPr>
+            <w:r>
+              <w:rPr>
+                <w:color w:val="BBBBBB"/>
+                <w:sz w:val="18"/>
+                <w:szCs w:val="18"/>
+              </w:rPr>
+              <w:t xml:space="preserve">____________________________</w:t>
+            </w:r>
+          </w:p>
+          <w:p>
+            <w:pPr>
+              <w:spacing w:after="50" w:before="0"/>
+            </w:pPr>
+            <w:r>
+              <w:rPr>
+                <w:color w:val="BBBBBB"/>
+                <w:sz w:val="18"/>
+                <w:szCs w:val="18"/>
+              </w:rPr>
+              <w:t xml:space="preserve">____________________________</w:t>
+            </w:r>
+          </w:p>
+          <w:p>
+            <w:pPr>
+              <w:spacing w:after="50" w:before="0"/>
+            </w:pPr>
+            <w:r>
+              <w:rPr>
+                <w:color w:val="BBBBBB"/>
+                <w:sz w:val="18"/>
+                <w:szCs w:val="18"/>
+              </w:rPr>
+              <w:t xml:space="preserve">____________________________</w:t>
+            </w:r>
+          </w:p>
+        </w:tc>
+        <w:tc>
+          <w:tcPr>
+            <w:tcW w:type="dxa" w:w="3000"/>
+            <w:shd w:fill="FBF3E2" w:color="auto" w:val="clear"/>
+            <w:tcMar>
+              <w:top w:type="dxa" w:w="80"/>
+              <w:left w:type="dxa" w:w="100"/>
+              <w:bottom w:type="dxa" w:w="80"/>
+              <w:right w:type="dxa" w:w="100"/>
+            </w:tcMar>
+            <w:vAlign w:val="top"/>
+          </w:tcPr>
+          <w:p>
+            <w:pPr>
+              <w:spacing w:after="30" w:before="0"/>
+            </w:pPr>
+            <w:r>
+              <w:rPr>
+                <w:b/>
+                <w:bCs/>
+                <w:color w:val="0F2B3C"/>
+                <w:sz w:val="18"/>
+                <w:szCs w:val="18"/>
+              </w:rPr>
+              <w:t xml:space="preserve">Because... ________________</w:t>
+            </w:r>
+          </w:p>
+          <w:p>
+            <w:pPr>
+              <w:spacing w:after="50" w:before="0"/>
+            </w:pPr>
+            <w:r>
+              <w:rPr>
+                <w:color w:val="BBBBBB"/>
+                <w:sz w:val="18"/>
+                <w:szCs w:val="18"/>
+              </w:rPr>
+              <w:t xml:space="preserve">____________________________</w:t>
+            </w:r>
+          </w:p>
+          <w:p>
+            <w:pPr>
+              <w:spacing w:after="30" w:before="40"/>
+            </w:pPr>
+            <w:r>
+              <w:rPr>
+                <w:b/>
+                <w:bCs/>
+                <w:color w:val="1A6FB5"/>
+                <w:sz w:val="18"/>
+                <w:szCs w:val="18"/>
+              </w:rPr>
+              <w:t xml:space="preserve">Although... _______________</w:t>
+            </w:r>
+          </w:p>
+          <w:p>
+            <w:pPr>
+              <w:spacing w:after="50" w:before="0"/>
+            </w:pPr>
+            <w:r>
+              <w:rPr>
+                <w:color w:val="BBBBBB"/>
+                <w:sz w:val="18"/>
+                <w:szCs w:val="18"/>
+              </w:rPr>
+              <w:t xml:space="preserve">____________________________</w:t>
+            </w:r>
+          </w:p>
+          <w:p>
+            <w:pPr>
+              <w:spacing w:after="30" w:before="40"/>
+            </w:pPr>
+            <w:r>
+              <w:rPr>
+                <w:b/>
+                <w:bCs/>
+                <w:color w:val="7A5400"/>
+                <w:sz w:val="18"/>
+                <w:szCs w:val="18"/>
+              </w:rPr>
+              <w:t xml:space="preserve">Therefore... ______________</w:t>
+            </w:r>
+          </w:p>
+          <w:p>
+            <w:pPr>
+              <w:spacing w:after="50" w:before="0"/>
+            </w:pPr>
+            <w:r>
+              <w:rPr>
+                <w:color w:val="BBBBBB"/>
+                <w:sz w:val="18"/>
+                <w:szCs w:val="18"/>
+              </w:rPr>
+              <w:t xml:space="preserve">____________________________</w:t>
+            </w:r>
+          </w:p>
+        </w:tc>
+      </w:tr>
+    </w:tbl>
     <w:p>
       <w:pPr>
-        <w:spacing w:after="80" w:before="0"/>
-      </w:pPr>
-      <w:r>
-        <w:rPr>
-          <w:color w:val="BBBBBB"/>
-        </w:rPr>
-        <w:t xml:space="preserve">____________________________________________________</w:t>
-      </w:r>
-    </w:p>
-    <w:p>
-      <w:pPr>
-        <w:spacing w:after="40" w:before="0"/>
-      </w:pPr>
-      <w:r>
-        <w:rPr>
-          <w:sz w:val="22"/>
-          <w:szCs w:val="22"/>
-        </w:rPr>
-        <w:t xml:space="preserve">2.  For 2, 4, 6, 8, 10, what is the range (largest − smallest)?</w:t>
-      </w:r>
-    </w:p>
-    <w:p>
-      <w:pPr>
-        <w:spacing w:after="80" w:before="0"/>
-      </w:pPr>
-      <w:r>
-        <w:rPr>
-          <w:color w:val="BBBBBB"/>
-        </w:rPr>
-        <w:t xml:space="preserve">____________________________________________________</w:t>
+        <w:spacing w:after="60" w:before="0"/>
+      </w:pPr>
+      <w:r>
+        <w:t xml:space="preserve"/>
       </w:r>
     </w:p>
     <w:p>
@@ -443,6 +4235,141 @@
         <w:t xml:space="preserve">____________________________________________________</w:t>
       </w:r>
     </w:p>
+    <w:tbl>
+      <w:tblPr>
+        <w:tblW w:type="dxa" w:w="9360"/>
+        <w:tblBorders>
+          <w:top w:val="single" w:color="C7D2DD" w:sz="6"/>
+          <w:left w:val="single" w:color="C7D2DD" w:sz="6"/>
+          <w:bottom w:val="single" w:color="C7D2DD" w:sz="6"/>
+          <w:right w:val="single" w:color="C7D2DD" w:sz="6"/>
+          <w:insideH w:val="single" w:color="C7D2DD" w:sz="6"/>
+          <w:insideV w:val="single" w:color="C7D2DD" w:sz="6"/>
+        </w:tblBorders>
+      </w:tblPr>
+      <w:tblGrid>
+        <w:gridCol w:w="3120"/>
+        <w:gridCol w:w="3120"/>
+        <w:gridCol w:w="3120"/>
+      </w:tblGrid>
+      <w:tr>
+        <w:trPr>
+          <w:cantSplit/>
+          <w:tblHeader/>
+        </w:trPr>
+        <w:tc>
+          <w:tcPr>
+            <w:tcW w:type="dxa" w:w="9360"/>
+            <w:gridSpan w:val="3"/>
+            <w:shd w:fill="EEF4F8" w:color="auto" w:val="clear"/>
+            <w:tcMar>
+              <w:top w:type="dxa" w:w="60"/>
+              <w:left w:type="dxa" w:w="100"/>
+              <w:bottom w:type="dxa" w:w="60"/>
+              <w:right w:type="dxa" w:w="100"/>
+            </w:tcMar>
+          </w:tcPr>
+          <w:p>
+            <w:pPr>
+              <w:spacing w:after="0" w:before="0"/>
+            </w:pPr>
+            <w:r>
+              <w:rPr>
+                <w:b/>
+                <w:bCs/>
+                <w:color w:val="0F2B3C"/>
+                <w:sz w:val="18"/>
+                <w:szCs w:val="18"/>
+              </w:rPr>
+              <w:t xml:space="preserve">EXIT CHECK · 3-POINT SELF-ASSESSMENT CHECKLIST</w:t>
+            </w:r>
+          </w:p>
+        </w:tc>
+      </w:tr>
+      <w:tr>
+        <w:trPr>
+          <w:cantSplit/>
+        </w:trPr>
+        <w:tc>
+          <w:tcPr>
+            <w:tcW w:type="dxa" w:w="3120"/>
+            <w:tcMar>
+              <w:top w:type="dxa" w:w="80"/>
+              <w:left w:type="dxa" w:w="100"/>
+              <w:bottom w:type="dxa" w:w="80"/>
+              <w:right w:type="dxa" w:w="100"/>
+            </w:tcMar>
+          </w:tcPr>
+          <w:p>
+            <w:pPr>
+              <w:spacing w:after="0" w:before="0"/>
+            </w:pPr>
+            <w:r>
+              <w:rPr>
+                <w:b/>
+                <w:bCs/>
+                <w:color w:val="0F2B3C"/>
+                <w:sz w:val="18"/>
+                <w:szCs w:val="18"/>
+              </w:rPr>
+              <w:t xml:space="preserve">☐ 1. Units &amp; Labels Verified</w:t>
+            </w:r>
+          </w:p>
+        </w:tc>
+        <w:tc>
+          <w:tcPr>
+            <w:tcW w:type="dxa" w:w="3120"/>
+            <w:tcMar>
+              <w:top w:type="dxa" w:w="80"/>
+              <w:left w:type="dxa" w:w="100"/>
+              <w:bottom w:type="dxa" w:w="80"/>
+              <w:right w:type="dxa" w:w="100"/>
+            </w:tcMar>
+          </w:tcPr>
+          <w:p>
+            <w:pPr>
+              <w:spacing w:after="0" w:before="0"/>
+            </w:pPr>
+            <w:r>
+              <w:rPr>
+                <w:b/>
+                <w:bCs/>
+                <w:color w:val="0F2B3C"/>
+                <w:sz w:val="18"/>
+                <w:szCs w:val="18"/>
+              </w:rPr>
+              <w:t xml:space="preserve">☐ 2. Reasoning Stated (Because / Although / Therefore)</w:t>
+            </w:r>
+          </w:p>
+        </w:tc>
+        <w:tc>
+          <w:tcPr>
+            <w:tcW w:type="dxa" w:w="3120"/>
+            <w:tcMar>
+              <w:top w:type="dxa" w:w="80"/>
+              <w:left w:type="dxa" w:w="100"/>
+              <w:bottom w:type="dxa" w:w="80"/>
+              <w:right w:type="dxa" w:w="100"/>
+            </w:tcMar>
+          </w:tcPr>
+          <w:p>
+            <w:pPr>
+              <w:spacing w:after="0" w:before="0"/>
+            </w:pPr>
+            <w:r>
+              <w:rPr>
+                <w:b/>
+                <w:bCs/>
+                <w:color w:val="0F2B3C"/>
+                <w:sz w:val="18"/>
+                <w:szCs w:val="18"/>
+              </w:rPr>
+              <w:t xml:space="preserve">☐ 3. Calculations Double-Checked</w:t>
+            </w:r>
+          </w:p>
+        </w:tc>
+      </w:tr>
+    </w:tbl>
     <w:p>
       <w:pPr>
         <w:spacing w:after="60" w:before="120"/>
